--- a/tests/out/גני יהושע, תל־אביב–יפו — 27.10.2026 עד 30.10.2026 — בקשה לסגירה אווירית.docx
+++ b/tests/out/גני יהושע, תל־אביב–יפו — 27.10.2026 עד 30.10.2026 — בקשה לסגירה אווירית.docx
@@ -6441,7 +6441,7 @@
                 <w:sz w:val="17"/>
                 <w:szCs w:val="17"/>
               </w:rPr>
-              <w:t xml:space="preserve">‪2026-10-17 08:43 UTC‬</w:t>
+              <w:t xml:space="preserve">‪2026-10-17 08:49 UTC‬</w:t>
             </w:r>
           </w:p>
         </w:tc>
@@ -7864,7 +7864,7 @@
                 <w:sz w:val="17"/>
                 <w:szCs w:val="17"/>
               </w:rPr>
-              <w:t xml:space="preserve">‪2026-10-17 08:43 UTC‬</w:t>
+              <w:t xml:space="preserve">‪2026-10-17 08:49 UTC‬</w:t>
             </w:r>
           </w:p>
         </w:tc>
@@ -12346,7 +12346,7 @@
           <w:sz w:val="20"/>
           <w:szCs w:val="20"/>
         </w:rPr>
-        <w:t xml:space="preserve">‪17.10.2026, 11:43:05‬ </w:t>
+        <w:t xml:space="preserve">‪17.10.2026, 11:49:36‬ </w:t>
       </w:r>
       <w:r>
         <w:rPr>
@@ -12475,7 +12475,7 @@
           <w:sz w:val="16"/>
           <w:szCs w:val="16"/>
         </w:rPr>
-        <w:t xml:space="preserve">‪17.10.2026, 11:43:05‬</w:t>
+        <w:t xml:space="preserve">‪17.10.2026, 11:49:37‬</w:t>
       </w:r>
     </w:p>
     <w:sectPr>

--- a/tests/out/גני יהושע, תל־אביב–יפו — 27.10.2026 עד 30.10.2026 — בקשה לסגירה אווירית.docx
+++ b/tests/out/גני יהושע, תל־אביב–יפו — 27.10.2026 עד 30.10.2026 — בקשה לסגירה אווירית.docx
@@ -6192,7 +6192,75 @@
                 <w:szCs w:val="19"/>
                 <w:rtl/>
               </w:rPr>
-              <w:t xml:space="preserve">שמורות טבע וגנים לאומיים</w:t>
+              <w:t xml:space="preserve">אזורי טיסה לכטב״ם (פרק ב-</w:t>
+            </w:r>
+            <w:r>
+              <w:rPr>
+                <w:rFonts w:ascii="Arial" w:hAnsi="Arial" w:cs="Arial" w:eastAsia="Arial"/>
+                <w:sz w:val="19"/>
+                <w:szCs w:val="19"/>
+              </w:rPr>
+              <w:t xml:space="preserve">‪09:‬ </w:t>
+            </w:r>
+            <w:r>
+              <w:rPr>
+                <w:rFonts w:ascii="Arial" w:hAnsi="Arial" w:cs="Arial" w:eastAsia="Arial"/>
+                <w:sz w:val="19"/>
+                <w:szCs w:val="19"/>
+                <w:rtl/>
+              </w:rPr>
+              <w:t xml:space="preserve">נספחים ב׳-</w:t>
+            </w:r>
+            <w:r>
+              <w:rPr>
+                <w:rFonts w:ascii="Arial" w:hAnsi="Arial" w:cs="Arial" w:eastAsia="Arial"/>
+                <w:sz w:val="19"/>
+                <w:szCs w:val="19"/>
+              </w:rPr>
+              <w:t xml:space="preserve">‪1,‬ </w:t>
+            </w:r>
+            <w:r>
+              <w:rPr>
+                <w:rFonts w:ascii="Arial" w:hAnsi="Arial" w:cs="Arial" w:eastAsia="Arial"/>
+                <w:sz w:val="19"/>
+                <w:szCs w:val="19"/>
+                <w:rtl/>
+              </w:rPr>
+              <w:t xml:space="preserve">ב׳-</w:t>
+            </w:r>
+            <w:r>
+              <w:rPr>
+                <w:rFonts w:ascii="Arial" w:hAnsi="Arial" w:cs="Arial" w:eastAsia="Arial"/>
+                <w:sz w:val="19"/>
+                <w:szCs w:val="19"/>
+              </w:rPr>
+              <w:t xml:space="preserve">‪2,‬ </w:t>
+            </w:r>
+            <w:r>
+              <w:rPr>
+                <w:rFonts w:ascii="Arial" w:hAnsi="Arial" w:cs="Arial" w:eastAsia="Arial"/>
+                <w:sz w:val="19"/>
+                <w:szCs w:val="19"/>
+                <w:rtl/>
+              </w:rPr>
+              <w:t xml:space="preserve">ב׳-</w:t>
+            </w:r>
+            <w:r>
+              <w:rPr>
+                <w:rFonts w:ascii="Arial" w:hAnsi="Arial" w:cs="Arial" w:eastAsia="Arial"/>
+                <w:sz w:val="19"/>
+                <w:szCs w:val="19"/>
+              </w:rPr>
+              <w:t xml:space="preserve">‪3‬ </w:t>
+            </w:r>
+            <w:r>
+              <w:rPr>
+                <w:rFonts w:ascii="Arial" w:hAnsi="Arial" w:cs="Arial" w:eastAsia="Arial"/>
+                <w:sz w:val="19"/>
+                <w:szCs w:val="19"/>
+                <w:rtl/>
+              </w:rPr>
+              <w:t xml:space="preserve">ומפת נספח א׳)</w:t>
             </w:r>
           </w:p>
         </w:tc>
@@ -6213,7 +6281,7 @@
                 <w:szCs w:val="17"/>
                 <w:rtl/>
               </w:rPr>
-              <w:t xml:space="preserve">פמ"ת פנים ארצי א-</w:t>
+              <w:t xml:space="preserve">פמ"ת פנים ארצי ב-</w:t>
             </w:r>
             <w:r>
               <w:rPr>
@@ -6221,7 +6289,7 @@
                 <w:sz w:val="17"/>
                 <w:szCs w:val="17"/>
               </w:rPr>
-              <w:t xml:space="preserve">‪17‬ </w:t>
+              <w:t xml:space="preserve">‪09 ·‬ </w:t>
             </w:r>
             <w:r>
               <w:rPr>
@@ -6230,7 +6298,7 @@
                 <w:szCs w:val="17"/>
                 <w:rtl/>
               </w:rPr>
-              <w:t xml:space="preserve">נספח ה' · עדכון </w:t>
+              <w:t xml:space="preserve">עדכון </w:t>
             </w:r>
             <w:r>
               <w:rPr>
@@ -6238,7 +6306,7 @@
                 <w:sz w:val="17"/>
                 <w:szCs w:val="17"/>
               </w:rPr>
-              <w:t xml:space="preserve">‪1/26;‬ </w:t>
+              <w:t xml:space="preserve">‪1/26 · 06‬ </w:t>
             </w:r>
             <w:r>
               <w:rPr>
@@ -6247,7 +6315,7 @@
                 <w:szCs w:val="17"/>
                 <w:rtl/>
               </w:rPr>
-              <w:t xml:space="preserve">גבולות: רשות הטבע והגנים (קובץ מ-</w:t>
+              <w:t xml:space="preserve">אוג' </w:t>
             </w:r>
             <w:r>
               <w:rPr>
@@ -6255,7 +6323,7 @@
                 <w:sz w:val="17"/>
                 <w:szCs w:val="17"/>
               </w:rPr>
-              <w:t xml:space="preserve">‪11/01/2026)‬</w:t>
+              <w:t xml:space="preserve">‪2026‬</w:t>
             </w:r>
           </w:p>
         </w:tc>
@@ -6276,7 +6344,24 @@
                 <w:szCs w:val="19"/>
                 <w:rtl/>
               </w:rPr>
-              <w:t xml:space="preserve">בתוך הסגירה: אין. בטווח </w:t>
+              <w:t xml:space="preserve">בתוך הסגירה (</w:t>
+            </w:r>
+            <w:r>
+              <w:rPr>
+                <w:rFonts w:ascii="Arial" w:hAnsi="Arial" w:cs="Arial" w:eastAsia="Arial"/>
+                <w:sz w:val="19"/>
+                <w:szCs w:val="19"/>
+              </w:rPr>
+              <w:t xml:space="preserve">‪200‬ </w:t>
+            </w:r>
+            <w:r>
+              <w:rPr>
+                <w:rFonts w:ascii="Arial" w:hAnsi="Arial" w:cs="Arial" w:eastAsia="Arial"/>
+                <w:sz w:val="19"/>
+                <w:szCs w:val="19"/>
+                <w:rtl/>
+              </w:rPr>
+              <w:t xml:space="preserve">מ׳): אין אזור טיסה לכטב״ם. בטווח </w:t>
             </w:r>
             <w:r>
               <w:rPr>
@@ -6293,7 +6378,33 @@
                 <w:szCs w:val="19"/>
                 <w:rtl/>
               </w:rPr>
-              <w:t xml:space="preserve">ק״מ: אין. </w:t>
+              <w:t xml:space="preserve">ק״מ מהנקודה: אין אזור נוסף.  </w:t>
+            </w:r>
+            <w:r>
+              <w:rPr>
+                <w:rFonts w:ascii="Arial" w:hAnsi="Arial" w:cs="Arial" w:eastAsia="Arial"/>
+                <w:sz w:val="19"/>
+                <w:szCs w:val="19"/>
+                <w:rtl/>
+              </w:rPr>
+              <w:t xml:space="preserve">נשללו לפי גובה (גובה מזערי מעפ״י גבוה מגובה הסגירה בכל קרקע בישראל): </w:t>
+            </w:r>
+            <w:r>
+              <w:rPr>
+                <w:rFonts w:ascii="Arial" w:hAnsi="Arial" w:cs="Arial" w:eastAsia="Arial"/>
+                <w:sz w:val="19"/>
+                <w:szCs w:val="19"/>
+              </w:rPr>
+              <w:t xml:space="preserve">‪502‬</w:t>
+            </w:r>
+            <w:r>
+              <w:rPr>
+                <w:rFonts w:ascii="Arial" w:hAnsi="Arial" w:cs="Arial" w:eastAsia="Arial"/>
+                <w:sz w:val="19"/>
+                <w:szCs w:val="19"/>
+                <w:rtl/>
+              </w:rPr>
+              <w:t xml:space="preserve">א.</w:t>
             </w:r>
           </w:p>
         </w:tc>
@@ -6319,7 +6430,7 @@
                 <w:szCs w:val="19"/>
                 <w:rtl/>
               </w:rPr>
-              <w:t xml:space="preserve">מנחתים חקלאיים</w:t>
+              <w:t xml:space="preserve">שמורות טבע וגנים לאומיים</w:t>
             </w:r>
           </w:p>
         </w:tc>
@@ -6340,7 +6451,49 @@
                 <w:szCs w:val="17"/>
                 <w:rtl/>
               </w:rPr>
-              <w:t xml:space="preserve">טבלת המנחתים החקלאיים בפמ״ת — כפי שסופקה על ידי הארגון (צילום מסך; הפרק ומספר העדכון אינם מצוינים בצילום)</w:t>
+              <w:t xml:space="preserve">פמ"ת פנים ארצי א-</w:t>
+            </w:r>
+            <w:r>
+              <w:rPr>
+                <w:rFonts w:ascii="Arial" w:hAnsi="Arial" w:cs="Arial" w:eastAsia="Arial"/>
+                <w:sz w:val="17"/>
+                <w:szCs w:val="17"/>
+              </w:rPr>
+              <w:t xml:space="preserve">‪17‬ </w:t>
+            </w:r>
+            <w:r>
+              <w:rPr>
+                <w:rFonts w:ascii="Arial" w:hAnsi="Arial" w:cs="Arial" w:eastAsia="Arial"/>
+                <w:sz w:val="17"/>
+                <w:szCs w:val="17"/>
+                <w:rtl/>
+              </w:rPr>
+              <w:t xml:space="preserve">נספח ה' · עדכון </w:t>
+            </w:r>
+            <w:r>
+              <w:rPr>
+                <w:rFonts w:ascii="Arial" w:hAnsi="Arial" w:cs="Arial" w:eastAsia="Arial"/>
+                <w:sz w:val="17"/>
+                <w:szCs w:val="17"/>
+              </w:rPr>
+              <w:t xml:space="preserve">‪1/26;‬ </w:t>
+            </w:r>
+            <w:r>
+              <w:rPr>
+                <w:rFonts w:ascii="Arial" w:hAnsi="Arial" w:cs="Arial" w:eastAsia="Arial"/>
+                <w:sz w:val="17"/>
+                <w:szCs w:val="17"/>
+                <w:rtl/>
+              </w:rPr>
+              <w:t xml:space="preserve">גבולות: רשות הטבע והגנים (קובץ מ-</w:t>
+            </w:r>
+            <w:r>
+              <w:rPr>
+                <w:rFonts w:ascii="Arial" w:hAnsi="Arial" w:cs="Arial" w:eastAsia="Arial"/>
+                <w:sz w:val="17"/>
+                <w:szCs w:val="17"/>
+              </w:rPr>
+              <w:t xml:space="preserve">‪11/01/2026)‬</w:t>
             </w:r>
           </w:p>
         </w:tc>
@@ -6361,24 +6514,24 @@
                 <w:szCs w:val="19"/>
                 <w:rtl/>
               </w:rPr>
-              <w:t xml:space="preserve">אין בסביבה. הקרוב ביותר: נען (כימניר), </w:t>
-            </w:r>
-            <w:r>
-              <w:rPr>
-                <w:rFonts w:ascii="Arial" w:hAnsi="Arial" w:cs="Arial" w:eastAsia="Arial"/>
-                <w:sz w:val="19"/>
-                <w:szCs w:val="19"/>
-              </w:rPr>
-              <w:t xml:space="preserve">‪24.7‬ </w:t>
-            </w:r>
-            <w:r>
-              <w:rPr>
-                <w:rFonts w:ascii="Arial" w:hAnsi="Arial" w:cs="Arial" w:eastAsia="Arial"/>
-                <w:sz w:val="19"/>
-                <w:szCs w:val="19"/>
-                <w:rtl/>
-              </w:rPr>
-              <w:t xml:space="preserve">ק״מ.</w:t>
+              <w:t xml:space="preserve">בתוך הסגירה: אין. בטווח </w:t>
+            </w:r>
+            <w:r>
+              <w:rPr>
+                <w:rFonts w:ascii="Arial" w:hAnsi="Arial" w:cs="Arial" w:eastAsia="Arial"/>
+                <w:sz w:val="19"/>
+                <w:szCs w:val="19"/>
+              </w:rPr>
+              <w:t xml:space="preserve">‪1.2‬ </w:t>
+            </w:r>
+            <w:r>
+              <w:rPr>
+                <w:rFonts w:ascii="Arial" w:hAnsi="Arial" w:cs="Arial" w:eastAsia="Arial"/>
+                <w:sz w:val="19"/>
+                <w:szCs w:val="19"/>
+                <w:rtl/>
+              </w:rPr>
+              <w:t xml:space="preserve">ק״מ: אין. </w:t>
             </w:r>
           </w:p>
         </w:tc>
@@ -6404,7 +6557,7 @@
                 <w:szCs w:val="19"/>
                 <w:rtl/>
               </w:rPr>
-              <w:t xml:space="preserve">סריקת סביבה: מכשולים, תשתיות קרקעיות, שדות תעופה ומנחתים</w:t>
+              <w:t xml:space="preserve">מנחתים חקלאיים</w:t>
             </w:r>
           </w:p>
         </w:tc>
@@ -6423,25 +6576,9 @@
                 <w:rFonts w:ascii="Arial" w:hAnsi="Arial" w:cs="Arial" w:eastAsia="Arial"/>
                 <w:sz w:val="17"/>
                 <w:szCs w:val="17"/>
-              </w:rPr>
-              <w:t xml:space="preserve">‪OpenStreetMap,‬ </w:t>
-            </w:r>
-            <w:r>
-              <w:rPr>
-                <w:rFonts w:ascii="Arial" w:hAnsi="Arial" w:cs="Arial" w:eastAsia="Arial"/>
-                <w:sz w:val="17"/>
-                <w:szCs w:val="17"/>
-                <w:rtl/>
-              </w:rPr>
-              <w:t xml:space="preserve">נתונים מ-</w:t>
-            </w:r>
-            <w:r>
-              <w:rPr>
-                <w:rFonts w:ascii="Arial" w:hAnsi="Arial" w:cs="Arial" w:eastAsia="Arial"/>
-                <w:sz w:val="17"/>
-                <w:szCs w:val="17"/>
-              </w:rPr>
-              <w:t xml:space="preserve">‪2026-10-17 08:49 UTC‬</w:t>
+                <w:rtl/>
+              </w:rPr>
+              <w:t xml:space="preserve">טבלת המנחתים החקלאיים בפמ״ת — כפי שסופקה על ידי הארגון (צילום מסך; הפרק ומספר העדכון אינם מצוינים בצילום)</w:t>
             </w:r>
           </w:p>
         </w:tc>
@@ -6458,898 +6595,19 @@
             <w:r>
               <w:rPr>
                 <w:rFonts w:ascii="Arial" w:hAnsi="Arial" w:cs="Arial" w:eastAsia="Arial"/>
-                <w:b/>
-                <w:bCs/>
-                <w:sz w:val="19"/>
-                <w:szCs w:val="19"/>
-                <w:rtl/>
-              </w:rPr>
-              <w:t xml:space="preserve">בתוך </w:t>
-            </w:r>
-            <w:r>
-              <w:rPr>
-                <w:rFonts w:ascii="Arial" w:hAnsi="Arial" w:cs="Arial" w:eastAsia="Arial"/>
-                <w:b/>
-                <w:bCs/>
-                <w:sz w:val="19"/>
-                <w:szCs w:val="19"/>
-              </w:rPr>
-              <w:t xml:space="preserve">‪200‬ </w:t>
-            </w:r>
-            <w:r>
-              <w:rPr>
-                <w:rFonts w:ascii="Arial" w:hAnsi="Arial" w:cs="Arial" w:eastAsia="Arial"/>
-                <w:b/>
-                <w:bCs/>
-                <w:sz w:val="19"/>
-                <w:szCs w:val="19"/>
-                <w:rtl/>
-              </w:rPr>
-              <w:t xml:space="preserve">מ׳:</w:t>
-            </w:r>
-            <w:r>
-              <w:rPr>
-                <w:rFonts w:ascii="Arial" w:hAnsi="Arial" w:cs="Arial" w:eastAsia="Arial"/>
-                <w:sz w:val="19"/>
-                <w:szCs w:val="19"/>
-                <w:rtl/>
-              </w:rPr>
-              <w:t xml:space="preserve"> </w:t>
-            </w:r>
-            <w:r>
-              <w:rPr>
-                <w:rFonts w:ascii="Arial" w:hAnsi="Arial" w:cs="Arial" w:eastAsia="Arial"/>
-                <w:sz w:val="19"/>
-                <w:szCs w:val="19"/>
-              </w:rPr>
-              <w:t xml:space="preserve">‪1.‬ </w:t>
-            </w:r>
-            <w:r>
-              <w:rPr>
-                <w:rFonts w:ascii="Arial" w:hAnsi="Arial" w:cs="Arial" w:eastAsia="Arial"/>
-                <w:sz w:val="19"/>
-                <w:szCs w:val="19"/>
-                <w:rtl/>
-              </w:rPr>
-              <w:t xml:space="preserve">קו מתח עליון </w:t>
-            </w:r>
-            <w:r>
-              <w:rPr>
-                <w:rFonts w:ascii="Arial" w:hAnsi="Arial" w:cs="Arial" w:eastAsia="Arial"/>
-                <w:sz w:val="19"/>
-                <w:szCs w:val="19"/>
-              </w:rPr>
-              <w:t xml:space="preserve">‪161‬ </w:t>
-            </w:r>
-            <w:r>
-              <w:rPr>
-                <w:rFonts w:ascii="Arial" w:hAnsi="Arial" w:cs="Arial" w:eastAsia="Arial"/>
-                <w:sz w:val="19"/>
-                <w:szCs w:val="19"/>
-                <w:rtl/>
-              </w:rPr>
-              <w:t xml:space="preserve">ק״ו — </w:t>
-            </w:r>
-            <w:r>
-              <w:rPr>
-                <w:rFonts w:ascii="Arial" w:hAnsi="Arial" w:cs="Arial" w:eastAsia="Arial"/>
-                <w:sz w:val="19"/>
-                <w:szCs w:val="19"/>
-              </w:rPr>
-              <w:t xml:space="preserve">‪109‬ </w:t>
-            </w:r>
-            <w:r>
-              <w:rPr>
-                <w:rFonts w:ascii="Arial" w:hAnsi="Arial" w:cs="Arial" w:eastAsia="Arial"/>
-                <w:sz w:val="19"/>
-                <w:szCs w:val="19"/>
-                <w:rtl/>
-              </w:rPr>
-              <w:t xml:space="preserve">מ׳; </w:t>
-            </w:r>
-            <w:r>
-              <w:rPr>
-                <w:rFonts w:ascii="Arial" w:hAnsi="Arial" w:cs="Arial" w:eastAsia="Arial"/>
-                <w:sz w:val="19"/>
-                <w:szCs w:val="19"/>
-              </w:rPr>
-              <w:t xml:space="preserve">‪2.‬ </w:t>
-            </w:r>
-            <w:r>
-              <w:rPr>
-                <w:rFonts w:ascii="Arial" w:hAnsi="Arial" w:cs="Arial" w:eastAsia="Arial"/>
-                <w:sz w:val="19"/>
-                <w:szCs w:val="19"/>
-                <w:rtl/>
-              </w:rPr>
-              <w:t xml:space="preserve">עמוד חשמל </w:t>
-            </w:r>
-            <w:r>
-              <w:rPr>
-                <w:rFonts w:ascii="Arial" w:hAnsi="Arial" w:cs="Arial" w:eastAsia="Arial"/>
-                <w:sz w:val="19"/>
-                <w:szCs w:val="19"/>
-              </w:rPr>
-              <w:t xml:space="preserve">‪1491 — 117‬ </w:t>
-            </w:r>
-            <w:r>
-              <w:rPr>
-                <w:rFonts w:ascii="Arial" w:hAnsi="Arial" w:cs="Arial" w:eastAsia="Arial"/>
-                <w:sz w:val="19"/>
-                <w:szCs w:val="19"/>
-                <w:rtl/>
-              </w:rPr>
-              <w:t xml:space="preserve">מ׳; </w:t>
-            </w:r>
-            <w:r>
-              <w:rPr>
-                <w:rFonts w:ascii="Arial" w:hAnsi="Arial" w:cs="Arial" w:eastAsia="Arial"/>
-                <w:sz w:val="19"/>
-                <w:szCs w:val="19"/>
-              </w:rPr>
-              <w:t xml:space="preserve">‪3.‬ </w:t>
-            </w:r>
-            <w:r>
-              <w:rPr>
-                <w:rFonts w:ascii="Arial" w:hAnsi="Arial" w:cs="Arial" w:eastAsia="Arial"/>
-                <w:sz w:val="19"/>
-                <w:szCs w:val="19"/>
-                <w:rtl/>
-              </w:rPr>
-              <w:t xml:space="preserve">אזור תעשייה (×</w:t>
-            </w:r>
-            <w:r>
-              <w:rPr>
-                <w:rFonts w:ascii="Arial" w:hAnsi="Arial" w:cs="Arial" w:eastAsia="Arial"/>
-                <w:sz w:val="19"/>
-                <w:szCs w:val="19"/>
-              </w:rPr>
-              <w:t xml:space="preserve">‪5,‬ </w:t>
-            </w:r>
-            <w:r>
-              <w:rPr>
-                <w:rFonts w:ascii="Arial" w:hAnsi="Arial" w:cs="Arial" w:eastAsia="Arial"/>
-                <w:sz w:val="19"/>
-                <w:szCs w:val="19"/>
-                <w:rtl/>
-              </w:rPr>
-              <w:t xml:space="preserve">הקרוב) — </w:t>
-            </w:r>
-            <w:r>
-              <w:rPr>
-                <w:rFonts w:ascii="Arial" w:hAnsi="Arial" w:cs="Arial" w:eastAsia="Arial"/>
-                <w:sz w:val="19"/>
-                <w:szCs w:val="19"/>
-              </w:rPr>
-              <w:t xml:space="preserve">‪149‬ </w:t>
-            </w:r>
-            <w:r>
-              <w:rPr>
-                <w:rFonts w:ascii="Arial" w:hAnsi="Arial" w:cs="Arial" w:eastAsia="Arial"/>
-                <w:sz w:val="19"/>
-                <w:szCs w:val="19"/>
-                <w:rtl/>
-              </w:rPr>
-              <w:t xml:space="preserve">מ׳; </w:t>
-            </w:r>
-            <w:r>
-              <w:rPr>
-                <w:rFonts w:ascii="Arial" w:hAnsi="Arial" w:cs="Arial" w:eastAsia="Arial"/>
-                <w:sz w:val="19"/>
-                <w:szCs w:val="19"/>
-              </w:rPr>
-              <w:t xml:space="preserve">‪4.‬ </w:t>
-            </w:r>
-            <w:r>
-              <w:rPr>
-                <w:rFonts w:ascii="Arial" w:hAnsi="Arial" w:cs="Arial" w:eastAsia="Arial"/>
-                <w:sz w:val="19"/>
-                <w:szCs w:val="19"/>
-                <w:rtl/>
-              </w:rPr>
-              <w:t xml:space="preserve">תחנת שאיבה (×</w:t>
-            </w:r>
-            <w:r>
-              <w:rPr>
-                <w:rFonts w:ascii="Arial" w:hAnsi="Arial" w:cs="Arial" w:eastAsia="Arial"/>
-                <w:sz w:val="19"/>
-                <w:szCs w:val="19"/>
-              </w:rPr>
-              <w:t xml:space="preserve">‪2,‬ </w:t>
-            </w:r>
-            <w:r>
-              <w:rPr>
-                <w:rFonts w:ascii="Arial" w:hAnsi="Arial" w:cs="Arial" w:eastAsia="Arial"/>
-                <w:sz w:val="19"/>
-                <w:szCs w:val="19"/>
-                <w:rtl/>
-              </w:rPr>
-              <w:t xml:space="preserve">הקרוב) — </w:t>
-            </w:r>
-            <w:r>
-              <w:rPr>
-                <w:rFonts w:ascii="Arial" w:hAnsi="Arial" w:cs="Arial" w:eastAsia="Arial"/>
-                <w:sz w:val="19"/>
-                <w:szCs w:val="19"/>
-              </w:rPr>
-              <w:t xml:space="preserve">‪174‬ </w:t>
-            </w:r>
-            <w:r>
-              <w:rPr>
-                <w:rFonts w:ascii="Arial" w:hAnsi="Arial" w:cs="Arial" w:eastAsia="Arial"/>
-                <w:sz w:val="19"/>
-                <w:szCs w:val="19"/>
-                <w:rtl/>
-              </w:rPr>
-              <w:t xml:space="preserve">מ׳. </w:t>
-            </w:r>
-            <w:r>
-              <w:rPr>
-                <w:rFonts w:ascii="Arial" w:hAnsi="Arial" w:cs="Arial" w:eastAsia="Arial"/>
-                <w:b/>
-                <w:bCs/>
-                <w:sz w:val="19"/>
-                <w:szCs w:val="19"/>
-                <w:rtl/>
-              </w:rPr>
-              <w:t xml:space="preserve">בקרבת האזור (עד </w:t>
-            </w:r>
-            <w:r>
-              <w:rPr>
-                <w:rFonts w:ascii="Arial" w:hAnsi="Arial" w:cs="Arial" w:eastAsia="Arial"/>
-                <w:b/>
-                <w:bCs/>
-                <w:sz w:val="19"/>
-                <w:szCs w:val="19"/>
-              </w:rPr>
-              <w:t xml:space="preserve">‪400‬ </w:t>
-            </w:r>
-            <w:r>
-              <w:rPr>
-                <w:rFonts w:ascii="Arial" w:hAnsi="Arial" w:cs="Arial" w:eastAsia="Arial"/>
-                <w:b/>
-                <w:bCs/>
-                <w:sz w:val="19"/>
-                <w:szCs w:val="19"/>
-                <w:rtl/>
-              </w:rPr>
-              <w:t xml:space="preserve">מ׳):</w:t>
-            </w:r>
-            <w:r>
-              <w:rPr>
-                <w:rFonts w:ascii="Arial" w:hAnsi="Arial" w:cs="Arial" w:eastAsia="Arial"/>
-                <w:sz w:val="19"/>
-                <w:szCs w:val="19"/>
-                <w:rtl/>
-              </w:rPr>
-              <w:t xml:space="preserve"> </w:t>
-            </w:r>
-            <w:r>
-              <w:rPr>
-                <w:rFonts w:ascii="Arial" w:hAnsi="Arial" w:cs="Arial" w:eastAsia="Arial"/>
-                <w:sz w:val="19"/>
-                <w:szCs w:val="19"/>
-              </w:rPr>
-              <w:t xml:space="preserve">‪5.‬ </w:t>
-            </w:r>
-            <w:r>
-              <w:rPr>
-                <w:rFonts w:ascii="Arial" w:hAnsi="Arial" w:cs="Arial" w:eastAsia="Arial"/>
-                <w:sz w:val="19"/>
-                <w:szCs w:val="19"/>
-                <w:rtl/>
-              </w:rPr>
-              <w:t xml:space="preserve">מיכל אחסון — </w:t>
-            </w:r>
-            <w:r>
-              <w:rPr>
-                <w:rFonts w:ascii="Arial" w:hAnsi="Arial" w:cs="Arial" w:eastAsia="Arial"/>
-                <w:sz w:val="19"/>
-                <w:szCs w:val="19"/>
-              </w:rPr>
-              <w:t xml:space="preserve">‪204‬ </w:t>
-            </w:r>
-            <w:r>
-              <w:rPr>
-                <w:rFonts w:ascii="Arial" w:hAnsi="Arial" w:cs="Arial" w:eastAsia="Arial"/>
-                <w:sz w:val="19"/>
-                <w:szCs w:val="19"/>
-                <w:rtl/>
-              </w:rPr>
-              <w:t xml:space="preserve">מ׳; </w:t>
-            </w:r>
-            <w:r>
-              <w:rPr>
-                <w:rFonts w:ascii="Arial" w:hAnsi="Arial" w:cs="Arial" w:eastAsia="Arial"/>
-                <w:sz w:val="19"/>
-                <w:szCs w:val="19"/>
-              </w:rPr>
-              <w:t xml:space="preserve">‪6.‬ </w:t>
-            </w:r>
-            <w:r>
-              <w:rPr>
-                <w:rFonts w:ascii="Arial" w:hAnsi="Arial" w:cs="Arial" w:eastAsia="Arial"/>
-                <w:sz w:val="19"/>
-                <w:szCs w:val="19"/>
-                <w:rtl/>
-              </w:rPr>
-              <w:t xml:space="preserve">מגדל תקשורת — </w:t>
-            </w:r>
-            <w:r>
-              <w:rPr>
-                <w:rFonts w:ascii="Arial" w:hAnsi="Arial" w:cs="Arial" w:eastAsia="Arial"/>
-                <w:sz w:val="19"/>
-                <w:szCs w:val="19"/>
-              </w:rPr>
-              <w:t xml:space="preserve">‪219‬ </w:t>
-            </w:r>
-            <w:r>
-              <w:rPr>
-                <w:rFonts w:ascii="Arial" w:hAnsi="Arial" w:cs="Arial" w:eastAsia="Arial"/>
-                <w:sz w:val="19"/>
-                <w:szCs w:val="19"/>
-                <w:rtl/>
-              </w:rPr>
-              <w:t xml:space="preserve">מ׳; </w:t>
-            </w:r>
-            <w:r>
-              <w:rPr>
-                <w:rFonts w:ascii="Arial" w:hAnsi="Arial" w:cs="Arial" w:eastAsia="Arial"/>
-                <w:sz w:val="19"/>
-                <w:szCs w:val="19"/>
-              </w:rPr>
-              <w:t xml:space="preserve">‪7.‬ </w:t>
-            </w:r>
-            <w:r>
-              <w:rPr>
-                <w:rFonts w:ascii="Arial" w:hAnsi="Arial" w:cs="Arial" w:eastAsia="Arial"/>
-                <w:sz w:val="19"/>
-                <w:szCs w:val="19"/>
-                <w:rtl/>
-              </w:rPr>
-              <w:t xml:space="preserve">פארק מים ״מימדיון״ — </w:t>
-            </w:r>
-            <w:r>
-              <w:rPr>
-                <w:rFonts w:ascii="Arial" w:hAnsi="Arial" w:cs="Arial" w:eastAsia="Arial"/>
-                <w:sz w:val="19"/>
-                <w:szCs w:val="19"/>
-              </w:rPr>
-              <w:t xml:space="preserve">‪252‬ </w:t>
-            </w:r>
-            <w:r>
-              <w:rPr>
-                <w:rFonts w:ascii="Arial" w:hAnsi="Arial" w:cs="Arial" w:eastAsia="Arial"/>
-                <w:sz w:val="19"/>
-                <w:szCs w:val="19"/>
-                <w:rtl/>
-              </w:rPr>
-              <w:t xml:space="preserve">מ׳; </w:t>
-            </w:r>
-            <w:r>
-              <w:rPr>
-                <w:rFonts w:ascii="Arial" w:hAnsi="Arial" w:cs="Arial" w:eastAsia="Arial"/>
-                <w:sz w:val="19"/>
-                <w:szCs w:val="19"/>
-              </w:rPr>
-              <w:t xml:space="preserve">‪8.‬ </w:t>
-            </w:r>
-            <w:r>
-              <w:rPr>
-                <w:rFonts w:ascii="Arial" w:hAnsi="Arial" w:cs="Arial" w:eastAsia="Arial"/>
-                <w:sz w:val="19"/>
-                <w:szCs w:val="19"/>
-                <w:rtl/>
-              </w:rPr>
-              <w:t xml:space="preserve">עמוד חשמל </w:t>
-            </w:r>
-            <w:r>
-              <w:rPr>
-                <w:rFonts w:ascii="Arial" w:hAnsi="Arial" w:cs="Arial" w:eastAsia="Arial"/>
-                <w:sz w:val="19"/>
-                <w:szCs w:val="19"/>
-              </w:rPr>
-              <w:t xml:space="preserve">‪1492 — 297‬ </w:t>
-            </w:r>
-            <w:r>
-              <w:rPr>
-                <w:rFonts w:ascii="Arial" w:hAnsi="Arial" w:cs="Arial" w:eastAsia="Arial"/>
-                <w:sz w:val="19"/>
-                <w:szCs w:val="19"/>
-                <w:rtl/>
-              </w:rPr>
-              <w:t xml:space="preserve">מ׳; </w:t>
-            </w:r>
-            <w:r>
-              <w:rPr>
-                <w:rFonts w:ascii="Arial" w:hAnsi="Arial" w:cs="Arial" w:eastAsia="Arial"/>
-                <w:sz w:val="19"/>
-                <w:szCs w:val="19"/>
-              </w:rPr>
-              <w:t xml:space="preserve">‪9.‬ </w:t>
-            </w:r>
-            <w:r>
-              <w:rPr>
-                <w:rFonts w:ascii="Arial" w:hAnsi="Arial" w:cs="Arial" w:eastAsia="Arial"/>
-                <w:sz w:val="19"/>
-                <w:szCs w:val="19"/>
-                <w:rtl/>
-              </w:rPr>
-              <w:t xml:space="preserve">מתקן שעשועים ״סייד ווינדר״ — </w:t>
-            </w:r>
-            <w:r>
-              <w:rPr>
-                <w:rFonts w:ascii="Arial" w:hAnsi="Arial" w:cs="Arial" w:eastAsia="Arial"/>
-                <w:sz w:val="19"/>
-                <w:szCs w:val="19"/>
-              </w:rPr>
-              <w:t xml:space="preserve">‪301‬ </w:t>
-            </w:r>
-            <w:r>
-              <w:rPr>
-                <w:rFonts w:ascii="Arial" w:hAnsi="Arial" w:cs="Arial" w:eastAsia="Arial"/>
-                <w:sz w:val="19"/>
-                <w:szCs w:val="19"/>
-                <w:rtl/>
-              </w:rPr>
-              <w:t xml:space="preserve">מ׳; </w:t>
-            </w:r>
-            <w:r>
-              <w:rPr>
-                <w:rFonts w:ascii="Arial" w:hAnsi="Arial" w:cs="Arial" w:eastAsia="Arial"/>
-                <w:sz w:val="19"/>
-                <w:szCs w:val="19"/>
-              </w:rPr>
-              <w:t xml:space="preserve">‪10.‬ </w:t>
-            </w:r>
-            <w:r>
-              <w:rPr>
-                <w:rFonts w:ascii="Arial" w:hAnsi="Arial" w:cs="Arial" w:eastAsia="Arial"/>
-                <w:sz w:val="19"/>
-                <w:szCs w:val="19"/>
-                <w:rtl/>
-              </w:rPr>
-              <w:t xml:space="preserve">מגדל תצפית — </w:t>
-            </w:r>
-            <w:r>
-              <w:rPr>
-                <w:rFonts w:ascii="Arial" w:hAnsi="Arial" w:cs="Arial" w:eastAsia="Arial"/>
-                <w:sz w:val="19"/>
-                <w:szCs w:val="19"/>
-              </w:rPr>
-              <w:t xml:space="preserve">‪304‬ </w:t>
-            </w:r>
-            <w:r>
-              <w:rPr>
-                <w:rFonts w:ascii="Arial" w:hAnsi="Arial" w:cs="Arial" w:eastAsia="Arial"/>
-                <w:sz w:val="19"/>
-                <w:szCs w:val="19"/>
-                <w:rtl/>
-              </w:rPr>
-              <w:t xml:space="preserve">מ׳; </w:t>
-            </w:r>
-            <w:r>
-              <w:rPr>
-                <w:rFonts w:ascii="Arial" w:hAnsi="Arial" w:cs="Arial" w:eastAsia="Arial"/>
-                <w:sz w:val="19"/>
-                <w:szCs w:val="19"/>
-              </w:rPr>
-              <w:t xml:space="preserve">‪11.‬ </w:t>
-            </w:r>
-            <w:r>
-              <w:rPr>
-                <w:rFonts w:ascii="Arial" w:hAnsi="Arial" w:cs="Arial" w:eastAsia="Arial"/>
-                <w:sz w:val="19"/>
-                <w:szCs w:val="19"/>
-                <w:rtl/>
-              </w:rPr>
-              <w:t xml:space="preserve">מגלשת מים (×</w:t>
-            </w:r>
-            <w:r>
-              <w:rPr>
-                <w:rFonts w:ascii="Arial" w:hAnsi="Arial" w:cs="Arial" w:eastAsia="Arial"/>
-                <w:sz w:val="19"/>
-                <w:szCs w:val="19"/>
-              </w:rPr>
-              <w:t xml:space="preserve">‪33,‬ </w:t>
-            </w:r>
-            <w:r>
-              <w:rPr>
-                <w:rFonts w:ascii="Arial" w:hAnsi="Arial" w:cs="Arial" w:eastAsia="Arial"/>
-                <w:sz w:val="19"/>
-                <w:szCs w:val="19"/>
-                <w:rtl/>
-              </w:rPr>
-              <w:t xml:space="preserve">הקרוב) — </w:t>
-            </w:r>
-            <w:r>
-              <w:rPr>
-                <w:rFonts w:ascii="Arial" w:hAnsi="Arial" w:cs="Arial" w:eastAsia="Arial"/>
-                <w:sz w:val="19"/>
-                <w:szCs w:val="19"/>
-              </w:rPr>
-              <w:t xml:space="preserve">‪311‬ </w:t>
-            </w:r>
-            <w:r>
-              <w:rPr>
-                <w:rFonts w:ascii="Arial" w:hAnsi="Arial" w:cs="Arial" w:eastAsia="Arial"/>
-                <w:sz w:val="19"/>
-                <w:szCs w:val="19"/>
-                <w:rtl/>
-              </w:rPr>
-              <w:t xml:space="preserve">מ׳; </w:t>
-            </w:r>
-            <w:r>
-              <w:rPr>
-                <w:rFonts w:ascii="Arial" w:hAnsi="Arial" w:cs="Arial" w:eastAsia="Arial"/>
-                <w:sz w:val="19"/>
-                <w:szCs w:val="19"/>
-              </w:rPr>
-              <w:t xml:space="preserve">‪12.‬ </w:t>
-            </w:r>
-            <w:r>
-              <w:rPr>
-                <w:rFonts w:ascii="Arial" w:hAnsi="Arial" w:cs="Arial" w:eastAsia="Arial"/>
-                <w:sz w:val="19"/>
-                <w:szCs w:val="19"/>
-                <w:rtl/>
-              </w:rPr>
-              <w:t xml:space="preserve">מתקן שעשועים — </w:t>
-            </w:r>
-            <w:r>
-              <w:rPr>
-                <w:rFonts w:ascii="Arial" w:hAnsi="Arial" w:cs="Arial" w:eastAsia="Arial"/>
-                <w:sz w:val="19"/>
-                <w:szCs w:val="19"/>
-              </w:rPr>
-              <w:t xml:space="preserve">‪312‬ </w:t>
-            </w:r>
-            <w:r>
-              <w:rPr>
-                <w:rFonts w:ascii="Arial" w:hAnsi="Arial" w:cs="Arial" w:eastAsia="Arial"/>
-                <w:sz w:val="19"/>
-                <w:szCs w:val="19"/>
-                <w:rtl/>
-              </w:rPr>
-              <w:t xml:space="preserve">מ׳ · גובה </w:t>
-            </w:r>
-            <w:r>
-              <w:rPr>
-                <w:rFonts w:ascii="Arial" w:hAnsi="Arial" w:cs="Arial" w:eastAsia="Arial"/>
-                <w:sz w:val="19"/>
-                <w:szCs w:val="19"/>
-              </w:rPr>
-              <w:t xml:space="preserve">‪11‬ </w:t>
-            </w:r>
-            <w:r>
-              <w:rPr>
-                <w:rFonts w:ascii="Arial" w:hAnsi="Arial" w:cs="Arial" w:eastAsia="Arial"/>
-                <w:sz w:val="19"/>
-                <w:szCs w:val="19"/>
-                <w:rtl/>
-              </w:rPr>
-              <w:t xml:space="preserve">מ׳; </w:t>
-            </w:r>
-            <w:r>
-              <w:rPr>
-                <w:rFonts w:ascii="Arial" w:hAnsi="Arial" w:cs="Arial" w:eastAsia="Arial"/>
-                <w:sz w:val="19"/>
-                <w:szCs w:val="19"/>
-              </w:rPr>
-              <w:t xml:space="preserve">‪13.‬ </w:t>
-            </w:r>
-            <w:r>
-              <w:rPr>
-                <w:rFonts w:ascii="Arial" w:hAnsi="Arial" w:cs="Arial" w:eastAsia="Arial"/>
-                <w:sz w:val="19"/>
-                <w:szCs w:val="19"/>
-                <w:rtl/>
-              </w:rPr>
-              <w:t xml:space="preserve">קו חשמל (מתח נמוך/בינוני) (×</w:t>
-            </w:r>
-            <w:r>
-              <w:rPr>
-                <w:rFonts w:ascii="Arial" w:hAnsi="Arial" w:cs="Arial" w:eastAsia="Arial"/>
-                <w:sz w:val="19"/>
-                <w:szCs w:val="19"/>
-              </w:rPr>
-              <w:t xml:space="preserve">‪2,‬ </w:t>
-            </w:r>
-            <w:r>
-              <w:rPr>
-                <w:rFonts w:ascii="Arial" w:hAnsi="Arial" w:cs="Arial" w:eastAsia="Arial"/>
-                <w:sz w:val="19"/>
-                <w:szCs w:val="19"/>
-                <w:rtl/>
-              </w:rPr>
-              <w:t xml:space="preserve">הקרוב) — </w:t>
-            </w:r>
-            <w:r>
-              <w:rPr>
-                <w:rFonts w:ascii="Arial" w:hAnsi="Arial" w:cs="Arial" w:eastAsia="Arial"/>
-                <w:sz w:val="19"/>
-                <w:szCs w:val="19"/>
-              </w:rPr>
-              <w:t xml:space="preserve">‪336‬ </w:t>
-            </w:r>
-            <w:r>
-              <w:rPr>
-                <w:rFonts w:ascii="Arial" w:hAnsi="Arial" w:cs="Arial" w:eastAsia="Arial"/>
-                <w:sz w:val="19"/>
-                <w:szCs w:val="19"/>
-                <w:rtl/>
-              </w:rPr>
-              <w:t xml:space="preserve">מ׳. </w:t>
-            </w:r>
-            <w:r>
-              <w:rPr>
-                <w:rFonts w:ascii="Arial" w:hAnsi="Arial" w:cs="Arial" w:eastAsia="Arial"/>
-                <w:b/>
-                <w:bCs/>
-                <w:sz w:val="19"/>
-                <w:szCs w:val="19"/>
-                <w:rtl/>
-              </w:rPr>
-              <w:t xml:space="preserve">אתרים ותשתיות נוספים (עד </w:t>
-            </w:r>
-            <w:r>
-              <w:rPr>
-                <w:rFonts w:ascii="Arial" w:hAnsi="Arial" w:cs="Arial" w:eastAsia="Arial"/>
-                <w:b/>
-                <w:bCs/>
-                <w:sz w:val="19"/>
-                <w:szCs w:val="19"/>
-              </w:rPr>
-              <w:t xml:space="preserve">‪1.2‬ </w:t>
-            </w:r>
-            <w:r>
-              <w:rPr>
-                <w:rFonts w:ascii="Arial" w:hAnsi="Arial" w:cs="Arial" w:eastAsia="Arial"/>
-                <w:b/>
-                <w:bCs/>
-                <w:sz w:val="19"/>
-                <w:szCs w:val="19"/>
-                <w:rtl/>
-              </w:rPr>
-              <w:t xml:space="preserve">ק״מ מהנקודה):</w:t>
-            </w:r>
-            <w:r>
-              <w:rPr>
-                <w:rFonts w:ascii="Arial" w:hAnsi="Arial" w:cs="Arial" w:eastAsia="Arial"/>
-                <w:sz w:val="19"/>
-                <w:szCs w:val="19"/>
-                <w:rtl/>
-              </w:rPr>
-              <w:t xml:space="preserve"> </w:t>
-            </w:r>
-            <w:r>
-              <w:rPr>
-                <w:rFonts w:ascii="Arial" w:hAnsi="Arial" w:cs="Arial" w:eastAsia="Arial"/>
-                <w:sz w:val="19"/>
-                <w:szCs w:val="19"/>
-              </w:rPr>
-              <w:t xml:space="preserve">‪14.‬ </w:t>
-            </w:r>
-            <w:r>
-              <w:rPr>
-                <w:rFonts w:ascii="Arial" w:hAnsi="Arial" w:cs="Arial" w:eastAsia="Arial"/>
-                <w:sz w:val="19"/>
-                <w:szCs w:val="19"/>
-                <w:rtl/>
-              </w:rPr>
-              <w:t xml:space="preserve">בלון (אטרקציית בלון / בלון מעוגן) ״כדור פורח תל אביב״ — </w:t>
-            </w:r>
-            <w:r>
-              <w:rPr>
-                <w:rFonts w:ascii="Arial" w:hAnsi="Arial" w:cs="Arial" w:eastAsia="Arial"/>
-                <w:sz w:val="19"/>
-                <w:szCs w:val="19"/>
-              </w:rPr>
-              <w:t xml:space="preserve">‪581‬ </w:t>
-            </w:r>
-            <w:r>
-              <w:rPr>
-                <w:rFonts w:ascii="Arial" w:hAnsi="Arial" w:cs="Arial" w:eastAsia="Arial"/>
-                <w:sz w:val="19"/>
-                <w:szCs w:val="19"/>
-                <w:rtl/>
-              </w:rPr>
-              <w:t xml:space="preserve">מ׳; </w:t>
-            </w:r>
-            <w:r>
-              <w:rPr>
-                <w:rFonts w:ascii="Arial" w:hAnsi="Arial" w:cs="Arial" w:eastAsia="Arial"/>
-                <w:sz w:val="19"/>
-                <w:szCs w:val="19"/>
-              </w:rPr>
-              <w:t xml:space="preserve">‪15.‬ </w:t>
-            </w:r>
-            <w:r>
-              <w:rPr>
-                <w:rFonts w:ascii="Arial" w:hAnsi="Arial" w:cs="Arial" w:eastAsia="Arial"/>
-                <w:sz w:val="19"/>
-                <w:szCs w:val="19"/>
-                <w:rtl/>
-              </w:rPr>
-              <w:t xml:space="preserve">מסילת ברזל — </w:t>
-            </w:r>
-            <w:r>
-              <w:rPr>
-                <w:rFonts w:ascii="Arial" w:hAnsi="Arial" w:cs="Arial" w:eastAsia="Arial"/>
-                <w:sz w:val="19"/>
-                <w:szCs w:val="19"/>
-              </w:rPr>
-              <w:t xml:space="preserve">‪602‬ </w:t>
-            </w:r>
-            <w:r>
-              <w:rPr>
-                <w:rFonts w:ascii="Arial" w:hAnsi="Arial" w:cs="Arial" w:eastAsia="Arial"/>
-                <w:sz w:val="19"/>
-                <w:szCs w:val="19"/>
-                <w:rtl/>
-              </w:rPr>
-              <w:t xml:space="preserve">מ׳; </w:t>
-            </w:r>
-            <w:r>
-              <w:rPr>
-                <w:rFonts w:ascii="Arial" w:hAnsi="Arial" w:cs="Arial" w:eastAsia="Arial"/>
-                <w:sz w:val="19"/>
-                <w:szCs w:val="19"/>
-              </w:rPr>
-              <w:t xml:space="preserve">‪16.‬ </w:t>
-            </w:r>
-            <w:r>
-              <w:rPr>
-                <w:rFonts w:ascii="Arial" w:hAnsi="Arial" w:cs="Arial" w:eastAsia="Arial"/>
-                <w:sz w:val="19"/>
-                <w:szCs w:val="19"/>
-                <w:rtl/>
-              </w:rPr>
-              <w:t xml:space="preserve">אצטדיון ״אצטדיון רמת גן״ — </w:t>
-            </w:r>
-            <w:r>
-              <w:rPr>
-                <w:rFonts w:ascii="Arial" w:hAnsi="Arial" w:cs="Arial" w:eastAsia="Arial"/>
-                <w:sz w:val="19"/>
-                <w:szCs w:val="19"/>
-              </w:rPr>
-              <w:t xml:space="preserve">‪621‬ </w:t>
-            </w:r>
-            <w:r>
-              <w:rPr>
-                <w:rFonts w:ascii="Arial" w:hAnsi="Arial" w:cs="Arial" w:eastAsia="Arial"/>
-                <w:sz w:val="19"/>
-                <w:szCs w:val="19"/>
-                <w:rtl/>
-              </w:rPr>
-              <w:t xml:space="preserve">מ׳; </w:t>
-            </w:r>
-            <w:r>
-              <w:rPr>
-                <w:rFonts w:ascii="Arial" w:hAnsi="Arial" w:cs="Arial" w:eastAsia="Arial"/>
-                <w:sz w:val="19"/>
-                <w:szCs w:val="19"/>
-              </w:rPr>
-              <w:t xml:space="preserve">‪17.‬ </w:t>
-            </w:r>
-            <w:r>
-              <w:rPr>
-                <w:rFonts w:ascii="Arial" w:hAnsi="Arial" w:cs="Arial" w:eastAsia="Arial"/>
-                <w:sz w:val="19"/>
-                <w:szCs w:val="19"/>
-                <w:rtl/>
-              </w:rPr>
-              <w:t xml:space="preserve">אצטדיון ״אצטדיון האתלטיקה הדר יוסף״ — </w:t>
-            </w:r>
-            <w:r>
-              <w:rPr>
-                <w:rFonts w:ascii="Arial" w:hAnsi="Arial" w:cs="Arial" w:eastAsia="Arial"/>
-                <w:sz w:val="19"/>
-                <w:szCs w:val="19"/>
-              </w:rPr>
-              <w:t xml:space="preserve">‪751‬ </w:t>
-            </w:r>
-            <w:r>
-              <w:rPr>
-                <w:rFonts w:ascii="Arial" w:hAnsi="Arial" w:cs="Arial" w:eastAsia="Arial"/>
-                <w:sz w:val="19"/>
-                <w:szCs w:val="19"/>
-                <w:rtl/>
-              </w:rPr>
-              <w:t xml:space="preserve">מ׳; </w:t>
-            </w:r>
-            <w:r>
-              <w:rPr>
-                <w:rFonts w:ascii="Arial" w:hAnsi="Arial" w:cs="Arial" w:eastAsia="Arial"/>
-                <w:sz w:val="19"/>
-                <w:szCs w:val="19"/>
-              </w:rPr>
-              <w:t xml:space="preserve">‪18.‬ </w:t>
-            </w:r>
-            <w:r>
-              <w:rPr>
-                <w:rFonts w:ascii="Arial" w:hAnsi="Arial" w:cs="Arial" w:eastAsia="Arial"/>
-                <w:sz w:val="19"/>
-                <w:szCs w:val="19"/>
-                <w:rtl/>
-              </w:rPr>
-              <w:t xml:space="preserve">מטווח ירי ״מטווח רמת גן״ — </w:t>
-            </w:r>
-            <w:r>
-              <w:rPr>
-                <w:rFonts w:ascii="Arial" w:hAnsi="Arial" w:cs="Arial" w:eastAsia="Arial"/>
-                <w:sz w:val="19"/>
-                <w:szCs w:val="19"/>
-              </w:rPr>
-              <w:t xml:space="preserve">‪975‬ </w:t>
-            </w:r>
-            <w:r>
-              <w:rPr>
-                <w:rFonts w:ascii="Arial" w:hAnsi="Arial" w:cs="Arial" w:eastAsia="Arial"/>
-                <w:sz w:val="19"/>
-                <w:szCs w:val="19"/>
-                <w:rtl/>
-              </w:rPr>
-              <w:t xml:space="preserve">מ׳; </w:t>
-            </w:r>
-            <w:r>
-              <w:rPr>
-                <w:rFonts w:ascii="Arial" w:hAnsi="Arial" w:cs="Arial" w:eastAsia="Arial"/>
-                <w:sz w:val="19"/>
-                <w:szCs w:val="19"/>
-              </w:rPr>
-              <w:t xml:space="preserve">‪19.‬ </w:t>
-            </w:r>
-            <w:r>
-              <w:rPr>
-                <w:rFonts w:ascii="Arial" w:hAnsi="Arial" w:cs="Arial" w:eastAsia="Arial"/>
-                <w:sz w:val="19"/>
-                <w:szCs w:val="19"/>
-                <w:rtl/>
-              </w:rPr>
-              <w:t xml:space="preserve">מסילת ברזל ״הקו האדום״ — </w:t>
-            </w:r>
-            <w:r>
-              <w:rPr>
-                <w:rFonts w:ascii="Arial" w:hAnsi="Arial" w:cs="Arial" w:eastAsia="Arial"/>
-                <w:sz w:val="19"/>
-                <w:szCs w:val="19"/>
-              </w:rPr>
-              <w:t xml:space="preserve">‪1.0‬ </w:t>
-            </w:r>
-            <w:r>
-              <w:rPr>
-                <w:rFonts w:ascii="Arial" w:hAnsi="Arial" w:cs="Arial" w:eastAsia="Arial"/>
-                <w:sz w:val="19"/>
-                <w:szCs w:val="19"/>
-                <w:rtl/>
-              </w:rPr>
-              <w:t xml:space="preserve">ק״מ; </w:t>
-            </w:r>
-            <w:r>
-              <w:rPr>
-                <w:rFonts w:ascii="Arial" w:hAnsi="Arial" w:cs="Arial" w:eastAsia="Arial"/>
-                <w:sz w:val="19"/>
-                <w:szCs w:val="19"/>
-              </w:rPr>
-              <w:t xml:space="preserve">‪20.‬ </w:t>
-            </w:r>
-            <w:r>
-              <w:rPr>
-                <w:rFonts w:ascii="Arial" w:hAnsi="Arial" w:cs="Arial" w:eastAsia="Arial"/>
-                <w:sz w:val="19"/>
-                <w:szCs w:val="19"/>
-                <w:rtl/>
-              </w:rPr>
-              <w:t xml:space="preserve">משטרה ״משטרת רמת גן״ — </w:t>
-            </w:r>
-            <w:r>
-              <w:rPr>
-                <w:rFonts w:ascii="Arial" w:hAnsi="Arial" w:cs="Arial" w:eastAsia="Arial"/>
-                <w:sz w:val="19"/>
-                <w:szCs w:val="19"/>
-              </w:rPr>
-              <w:t xml:space="preserve">‪1.1‬ </w:t>
+                <w:sz w:val="19"/>
+                <w:szCs w:val="19"/>
+                <w:rtl/>
+              </w:rPr>
+              <w:t xml:space="preserve">אין בסביבה. הקרוב ביותר: נען (כימניר), </w:t>
+            </w:r>
+            <w:r>
+              <w:rPr>
+                <w:rFonts w:ascii="Arial" w:hAnsi="Arial" w:cs="Arial" w:eastAsia="Arial"/>
+                <w:sz w:val="19"/>
+                <w:szCs w:val="19"/>
+              </w:rPr>
+              <w:t xml:space="preserve">‪24.7‬ </w:t>
             </w:r>
             <w:r>
               <w:rPr>
@@ -7359,162 +6617,6 @@
                 <w:rtl/>
               </w:rPr>
               <w:t xml:space="preserve">ק״מ.</w:t>
-            </w:r>
-            <w:r>
-              <w:rPr>
-                <w:rFonts w:ascii="Arial" w:hAnsi="Arial" w:cs="Arial" w:eastAsia="Arial"/>
-                <w:sz w:val="19"/>
-              </w:rPr>
-              <w:br/>
-            </w:r>
-            <w:r>
-              <w:rPr>
-                <w:rFonts w:ascii="Arial" w:hAnsi="Arial" w:cs="Arial" w:eastAsia="Arial"/>
-                <w:b/>
-                <w:bCs/>
-                <w:sz w:val="19"/>
-                <w:szCs w:val="19"/>
-                <w:rtl/>
-              </w:rPr>
-              <w:t xml:space="preserve">בלון:</w:t>
-            </w:r>
-            <w:r>
-              <w:rPr>
-                <w:rFonts w:ascii="Arial" w:hAnsi="Arial" w:cs="Arial" w:eastAsia="Arial"/>
-                <w:sz w:val="19"/>
-                <w:szCs w:val="19"/>
-                <w:rtl/>
-              </w:rPr>
-              <w:t xml:space="preserve"> </w:t>
-            </w:r>
-            <w:r>
-              <w:rPr>
-                <w:rFonts w:ascii="Arial" w:hAnsi="Arial" w:cs="Arial" w:eastAsia="Arial"/>
-                <w:sz w:val="19"/>
-                <w:szCs w:val="19"/>
-                <w:rtl/>
-              </w:rPr>
-              <w:t xml:space="preserve">בלון (אטרקציית בלון / בלון מעוגן) ״כדור פורח תל אביב״ — </w:t>
-            </w:r>
-            <w:r>
-              <w:rPr>
-                <w:rFonts w:ascii="Arial" w:hAnsi="Arial" w:cs="Arial" w:eastAsia="Arial"/>
-                <w:sz w:val="19"/>
-                <w:szCs w:val="19"/>
-              </w:rPr>
-              <w:t xml:space="preserve">‪581‬ </w:t>
-            </w:r>
-            <w:r>
-              <w:rPr>
-                <w:rFonts w:ascii="Arial" w:hAnsi="Arial" w:cs="Arial" w:eastAsia="Arial"/>
-                <w:sz w:val="19"/>
-                <w:szCs w:val="19"/>
-                <w:rtl/>
-              </w:rPr>
-              <w:t xml:space="preserve">מ׳. גובה העלאה, שעות הפעלה ואופן העיגון אינם מופיעים ב-</w:t>
-            </w:r>
-            <w:r>
-              <w:rPr>
-                <w:rFonts w:ascii="Arial" w:hAnsi="Arial" w:cs="Arial" w:eastAsia="Arial"/>
-                <w:sz w:val="19"/>
-                <w:szCs w:val="19"/>
-              </w:rPr>
-              <w:t xml:space="preserve">‪OpenStreetMap —‬ </w:t>
-            </w:r>
-            <w:r>
-              <w:rPr>
-                <w:rFonts w:ascii="Arial" w:hAnsi="Arial" w:cs="Arial" w:eastAsia="Arial"/>
-                <w:sz w:val="19"/>
-                <w:szCs w:val="19"/>
-                <w:rtl/>
-              </w:rPr>
-              <w:t xml:space="preserve">יש לוודא מול מפעיל הבלון. </w:t>
-            </w:r>
-            <w:r>
-              <w:rPr>
-                <w:rFonts w:ascii="Arial" w:hAnsi="Arial" w:cs="Arial" w:eastAsia="Arial"/>
-                <w:sz w:val="19"/>
-                <w:szCs w:val="19"/>
-                <w:rtl/>
-              </w:rPr>
-              <w:t xml:space="preserve">(</w:t>
-            </w:r>
-            <w:r>
-              <w:rPr>
-                <w:rFonts w:ascii="Arial" w:hAnsi="Arial" w:cs="Arial" w:eastAsia="Arial"/>
-                <w:sz w:val="19"/>
-                <w:szCs w:val="19"/>
-                <w:rtl/>
-              </w:rPr>
-              <w:t xml:space="preserve">מכשולים — עד </w:t>
-            </w:r>
-            <w:r>
-              <w:rPr>
-                <w:rFonts w:ascii="Arial" w:hAnsi="Arial" w:cs="Arial" w:eastAsia="Arial"/>
-                <w:sz w:val="19"/>
-                <w:szCs w:val="19"/>
-              </w:rPr>
-              <w:t xml:space="preserve">‪400‬ </w:t>
-            </w:r>
-            <w:r>
-              <w:rPr>
-                <w:rFonts w:ascii="Arial" w:hAnsi="Arial" w:cs="Arial" w:eastAsia="Arial"/>
-                <w:sz w:val="19"/>
-                <w:szCs w:val="19"/>
-                <w:rtl/>
-              </w:rPr>
-              <w:t xml:space="preserve">מ׳ מהנקודה: מגדלים, תרנים, ארובות, עגורנים, קווי ועמודי חשמל, תחנות משנה, רכבלים, מבנים בגובה </w:t>
-            </w:r>
-            <w:r>
-              <w:rPr>
-                <w:rFonts w:ascii="Arial" w:hAnsi="Arial" w:cs="Arial" w:eastAsia="Arial"/>
-                <w:sz w:val="19"/>
-                <w:szCs w:val="19"/>
-              </w:rPr>
-              <w:t xml:space="preserve">‪20‬ </w:t>
-            </w:r>
-            <w:r>
-              <w:rPr>
-                <w:rFonts w:ascii="Arial" w:hAnsi="Arial" w:cs="Arial" w:eastAsia="Arial"/>
-                <w:sz w:val="19"/>
-                <w:szCs w:val="19"/>
-                <w:rtl/>
-              </w:rPr>
-              <w:t xml:space="preserve">מ׳ ומעלה או </w:t>
-            </w:r>
-            <w:r>
-              <w:rPr>
-                <w:rFonts w:ascii="Arial" w:hAnsi="Arial" w:cs="Arial" w:eastAsia="Arial"/>
-                <w:sz w:val="19"/>
-                <w:szCs w:val="19"/>
-              </w:rPr>
-              <w:t xml:space="preserve">‪6‬ </w:t>
-            </w:r>
-            <w:r>
-              <w:rPr>
-                <w:rFonts w:ascii="Arial" w:hAnsi="Arial" w:cs="Arial" w:eastAsia="Arial"/>
-                <w:sz w:val="19"/>
-                <w:szCs w:val="19"/>
-                <w:rtl/>
-              </w:rPr>
-              <w:t xml:space="preserve">קומות ומעלה. אתרים ותשתיות — עד </w:t>
-            </w:r>
-            <w:r>
-              <w:rPr>
-                <w:rFonts w:ascii="Arial" w:hAnsi="Arial" w:cs="Arial" w:eastAsia="Arial"/>
-                <w:sz w:val="19"/>
-                <w:szCs w:val="19"/>
-              </w:rPr>
-              <w:t xml:space="preserve">‪1.2‬ </w:t>
-            </w:r>
-            <w:r>
-              <w:rPr>
-                <w:rFonts w:ascii="Arial" w:hAnsi="Arial" w:cs="Arial" w:eastAsia="Arial"/>
-                <w:sz w:val="19"/>
-                <w:szCs w:val="19"/>
-                <w:rtl/>
-              </w:rPr>
-              <w:t xml:space="preserve">ק״מ: תשתיות שדה תעופה ומנחתים, אזורים צבאיים, כבישים מהירים/ראשיים, מסילות, בתי חולים, בתי סוהר, משטרה, אצטדיונים.)</w:t>
             </w:r>
           </w:p>
         </w:tc>
@@ -7540,24 +6642,7 @@
                 <w:szCs w:val="19"/>
                 <w:rtl/>
               </w:rPr>
-              <w:t xml:space="preserve">שדות תעופה ומנחתים בסביבה (עד </w:t>
-            </w:r>
-            <w:r>
-              <w:rPr>
-                <w:rFonts w:ascii="Arial" w:hAnsi="Arial" w:cs="Arial" w:eastAsia="Arial"/>
-                <w:sz w:val="19"/>
-                <w:szCs w:val="19"/>
-              </w:rPr>
-              <w:t xml:space="preserve">‪15.0‬ </w:t>
-            </w:r>
-            <w:r>
-              <w:rPr>
-                <w:rFonts w:ascii="Arial" w:hAnsi="Arial" w:cs="Arial" w:eastAsia="Arial"/>
-                <w:sz w:val="19"/>
-                <w:szCs w:val="19"/>
-                <w:rtl/>
-              </w:rPr>
-              <w:t xml:space="preserve">ק״מ)</w:t>
+              <w:t xml:space="preserve">סריקת סביבה: מכשולים, תשתיות קרקעיות, שדות תעופה ומנחתים</w:t>
             </w:r>
           </w:p>
         </w:tc>
@@ -7577,7 +6662,24 @@
                 <w:sz w:val="17"/>
                 <w:szCs w:val="17"/>
               </w:rPr>
-              <w:t xml:space="preserve">‪OpenStreetMap‬</w:t>
+              <w:t xml:space="preserve">‪OpenStreetMap,‬ </w:t>
+            </w:r>
+            <w:r>
+              <w:rPr>
+                <w:rFonts w:ascii="Arial" w:hAnsi="Arial" w:cs="Arial" w:eastAsia="Arial"/>
+                <w:sz w:val="17"/>
+                <w:szCs w:val="17"/>
+                <w:rtl/>
+              </w:rPr>
+              <w:t xml:space="preserve">נתונים מ-</w:t>
+            </w:r>
+            <w:r>
+              <w:rPr>
+                <w:rFonts w:ascii="Arial" w:hAnsi="Arial" w:cs="Arial" w:eastAsia="Arial"/>
+                <w:sz w:val="17"/>
+                <w:szCs w:val="17"/>
+              </w:rPr>
+              <w:t xml:space="preserve">‪2026-10-17 09:16 UTC‬</w:t>
             </w:r>
           </w:p>
         </w:tc>
@@ -7594,87 +6696,898 @@
             <w:r>
               <w:rPr>
                 <w:rFonts w:ascii="Arial" w:hAnsi="Arial" w:cs="Arial" w:eastAsia="Arial"/>
-                <w:sz w:val="19"/>
-                <w:szCs w:val="19"/>
-                <w:rtl/>
-              </w:rPr>
-              <w:t xml:space="preserve">שדות תעופה: שדה התעופה הרצליה (</w:t>
-            </w:r>
-            <w:r>
-              <w:rPr>
-                <w:rFonts w:ascii="Arial" w:hAnsi="Arial" w:cs="Arial" w:eastAsia="Arial"/>
-                <w:sz w:val="19"/>
-                <w:szCs w:val="19"/>
-              </w:rPr>
-              <w:t xml:space="preserve">‪LLHZ) — 9.2‬ </w:t>
-            </w:r>
-            <w:r>
-              <w:rPr>
-                <w:rFonts w:ascii="Arial" w:hAnsi="Arial" w:cs="Arial" w:eastAsia="Arial"/>
-                <w:sz w:val="19"/>
-                <w:szCs w:val="19"/>
-                <w:rtl/>
-              </w:rPr>
-              <w:t xml:space="preserve">ק״מ; טיסנים ארסוף — </w:t>
-            </w:r>
-            <w:r>
-              <w:rPr>
-                <w:rFonts w:ascii="Arial" w:hAnsi="Arial" w:cs="Arial" w:eastAsia="Arial"/>
-                <w:sz w:val="19"/>
-                <w:szCs w:val="19"/>
-              </w:rPr>
-              <w:t xml:space="preserve">‪11.9‬ </w:t>
-            </w:r>
-            <w:r>
-              <w:rPr>
-                <w:rFonts w:ascii="Arial" w:hAnsi="Arial" w:cs="Arial" w:eastAsia="Arial"/>
-                <w:sz w:val="19"/>
-                <w:szCs w:val="19"/>
-                <w:rtl/>
-              </w:rPr>
-              <w:t xml:space="preserve">ק״מ; טיסנים אלישמע — </w:t>
-            </w:r>
-            <w:r>
-              <w:rPr>
-                <w:rFonts w:ascii="Arial" w:hAnsi="Arial" w:cs="Arial" w:eastAsia="Arial"/>
-                <w:sz w:val="19"/>
-                <w:szCs w:val="19"/>
-              </w:rPr>
-              <w:t xml:space="preserve">‪12.0‬ </w:t>
-            </w:r>
-            <w:r>
-              <w:rPr>
-                <w:rFonts w:ascii="Arial" w:hAnsi="Arial" w:cs="Arial" w:eastAsia="Arial"/>
-                <w:sz w:val="19"/>
-                <w:szCs w:val="19"/>
-                <w:rtl/>
-              </w:rPr>
-              <w:t xml:space="preserve">ק״מ. מנחתי מסוקים: ללא שם — </w:t>
-            </w:r>
-            <w:r>
-              <w:rPr>
-                <w:rFonts w:ascii="Arial" w:hAnsi="Arial" w:cs="Arial" w:eastAsia="Arial"/>
-                <w:sz w:val="19"/>
-                <w:szCs w:val="19"/>
-              </w:rPr>
-              <w:t xml:space="preserve">‪2.1‬ </w:t>
-            </w:r>
-            <w:r>
-              <w:rPr>
-                <w:rFonts w:ascii="Arial" w:hAnsi="Arial" w:cs="Arial" w:eastAsia="Arial"/>
-                <w:sz w:val="19"/>
-                <w:szCs w:val="19"/>
-                <w:rtl/>
-              </w:rPr>
-              <w:t xml:space="preserve">ק״מ; מנחת איכילוב — </w:t>
-            </w:r>
-            <w:r>
-              <w:rPr>
-                <w:rFonts w:ascii="Arial" w:hAnsi="Arial" w:cs="Arial" w:eastAsia="Arial"/>
-                <w:sz w:val="19"/>
-                <w:szCs w:val="19"/>
-              </w:rPr>
-              <w:t xml:space="preserve">‪3.3‬ </w:t>
+                <w:b/>
+                <w:bCs/>
+                <w:sz w:val="19"/>
+                <w:szCs w:val="19"/>
+                <w:rtl/>
+              </w:rPr>
+              <w:t xml:space="preserve">בתוך </w:t>
+            </w:r>
+            <w:r>
+              <w:rPr>
+                <w:rFonts w:ascii="Arial" w:hAnsi="Arial" w:cs="Arial" w:eastAsia="Arial"/>
+                <w:b/>
+                <w:bCs/>
+                <w:sz w:val="19"/>
+                <w:szCs w:val="19"/>
+              </w:rPr>
+              <w:t xml:space="preserve">‪200‬ </w:t>
+            </w:r>
+            <w:r>
+              <w:rPr>
+                <w:rFonts w:ascii="Arial" w:hAnsi="Arial" w:cs="Arial" w:eastAsia="Arial"/>
+                <w:b/>
+                <w:bCs/>
+                <w:sz w:val="19"/>
+                <w:szCs w:val="19"/>
+                <w:rtl/>
+              </w:rPr>
+              <w:t xml:space="preserve">מ׳:</w:t>
+            </w:r>
+            <w:r>
+              <w:rPr>
+                <w:rFonts w:ascii="Arial" w:hAnsi="Arial" w:cs="Arial" w:eastAsia="Arial"/>
+                <w:sz w:val="19"/>
+                <w:szCs w:val="19"/>
+                <w:rtl/>
+              </w:rPr>
+              <w:t xml:space="preserve"> </w:t>
+            </w:r>
+            <w:r>
+              <w:rPr>
+                <w:rFonts w:ascii="Arial" w:hAnsi="Arial" w:cs="Arial" w:eastAsia="Arial"/>
+                <w:sz w:val="19"/>
+                <w:szCs w:val="19"/>
+              </w:rPr>
+              <w:t xml:space="preserve">‪1.‬ </w:t>
+            </w:r>
+            <w:r>
+              <w:rPr>
+                <w:rFonts w:ascii="Arial" w:hAnsi="Arial" w:cs="Arial" w:eastAsia="Arial"/>
+                <w:sz w:val="19"/>
+                <w:szCs w:val="19"/>
+                <w:rtl/>
+              </w:rPr>
+              <w:t xml:space="preserve">קו מתח עליון </w:t>
+            </w:r>
+            <w:r>
+              <w:rPr>
+                <w:rFonts w:ascii="Arial" w:hAnsi="Arial" w:cs="Arial" w:eastAsia="Arial"/>
+                <w:sz w:val="19"/>
+                <w:szCs w:val="19"/>
+              </w:rPr>
+              <w:t xml:space="preserve">‪161‬ </w:t>
+            </w:r>
+            <w:r>
+              <w:rPr>
+                <w:rFonts w:ascii="Arial" w:hAnsi="Arial" w:cs="Arial" w:eastAsia="Arial"/>
+                <w:sz w:val="19"/>
+                <w:szCs w:val="19"/>
+                <w:rtl/>
+              </w:rPr>
+              <w:t xml:space="preserve">ק״ו — </w:t>
+            </w:r>
+            <w:r>
+              <w:rPr>
+                <w:rFonts w:ascii="Arial" w:hAnsi="Arial" w:cs="Arial" w:eastAsia="Arial"/>
+                <w:sz w:val="19"/>
+                <w:szCs w:val="19"/>
+              </w:rPr>
+              <w:t xml:space="preserve">‪109‬ </w:t>
+            </w:r>
+            <w:r>
+              <w:rPr>
+                <w:rFonts w:ascii="Arial" w:hAnsi="Arial" w:cs="Arial" w:eastAsia="Arial"/>
+                <w:sz w:val="19"/>
+                <w:szCs w:val="19"/>
+                <w:rtl/>
+              </w:rPr>
+              <w:t xml:space="preserve">מ׳; </w:t>
+            </w:r>
+            <w:r>
+              <w:rPr>
+                <w:rFonts w:ascii="Arial" w:hAnsi="Arial" w:cs="Arial" w:eastAsia="Arial"/>
+                <w:sz w:val="19"/>
+                <w:szCs w:val="19"/>
+              </w:rPr>
+              <w:t xml:space="preserve">‪2.‬ </w:t>
+            </w:r>
+            <w:r>
+              <w:rPr>
+                <w:rFonts w:ascii="Arial" w:hAnsi="Arial" w:cs="Arial" w:eastAsia="Arial"/>
+                <w:sz w:val="19"/>
+                <w:szCs w:val="19"/>
+                <w:rtl/>
+              </w:rPr>
+              <w:t xml:space="preserve">עמוד חשמל </w:t>
+            </w:r>
+            <w:r>
+              <w:rPr>
+                <w:rFonts w:ascii="Arial" w:hAnsi="Arial" w:cs="Arial" w:eastAsia="Arial"/>
+                <w:sz w:val="19"/>
+                <w:szCs w:val="19"/>
+              </w:rPr>
+              <w:t xml:space="preserve">‪1491 — 117‬ </w:t>
+            </w:r>
+            <w:r>
+              <w:rPr>
+                <w:rFonts w:ascii="Arial" w:hAnsi="Arial" w:cs="Arial" w:eastAsia="Arial"/>
+                <w:sz w:val="19"/>
+                <w:szCs w:val="19"/>
+                <w:rtl/>
+              </w:rPr>
+              <w:t xml:space="preserve">מ׳; </w:t>
+            </w:r>
+            <w:r>
+              <w:rPr>
+                <w:rFonts w:ascii="Arial" w:hAnsi="Arial" w:cs="Arial" w:eastAsia="Arial"/>
+                <w:sz w:val="19"/>
+                <w:szCs w:val="19"/>
+              </w:rPr>
+              <w:t xml:space="preserve">‪3.‬ </w:t>
+            </w:r>
+            <w:r>
+              <w:rPr>
+                <w:rFonts w:ascii="Arial" w:hAnsi="Arial" w:cs="Arial" w:eastAsia="Arial"/>
+                <w:sz w:val="19"/>
+                <w:szCs w:val="19"/>
+                <w:rtl/>
+              </w:rPr>
+              <w:t xml:space="preserve">אזור תעשייה (×</w:t>
+            </w:r>
+            <w:r>
+              <w:rPr>
+                <w:rFonts w:ascii="Arial" w:hAnsi="Arial" w:cs="Arial" w:eastAsia="Arial"/>
+                <w:sz w:val="19"/>
+                <w:szCs w:val="19"/>
+              </w:rPr>
+              <w:t xml:space="preserve">‪5,‬ </w:t>
+            </w:r>
+            <w:r>
+              <w:rPr>
+                <w:rFonts w:ascii="Arial" w:hAnsi="Arial" w:cs="Arial" w:eastAsia="Arial"/>
+                <w:sz w:val="19"/>
+                <w:szCs w:val="19"/>
+                <w:rtl/>
+              </w:rPr>
+              <w:t xml:space="preserve">הקרוב) — </w:t>
+            </w:r>
+            <w:r>
+              <w:rPr>
+                <w:rFonts w:ascii="Arial" w:hAnsi="Arial" w:cs="Arial" w:eastAsia="Arial"/>
+                <w:sz w:val="19"/>
+                <w:szCs w:val="19"/>
+              </w:rPr>
+              <w:t xml:space="preserve">‪149‬ </w:t>
+            </w:r>
+            <w:r>
+              <w:rPr>
+                <w:rFonts w:ascii="Arial" w:hAnsi="Arial" w:cs="Arial" w:eastAsia="Arial"/>
+                <w:sz w:val="19"/>
+                <w:szCs w:val="19"/>
+                <w:rtl/>
+              </w:rPr>
+              <w:t xml:space="preserve">מ׳; </w:t>
+            </w:r>
+            <w:r>
+              <w:rPr>
+                <w:rFonts w:ascii="Arial" w:hAnsi="Arial" w:cs="Arial" w:eastAsia="Arial"/>
+                <w:sz w:val="19"/>
+                <w:szCs w:val="19"/>
+              </w:rPr>
+              <w:t xml:space="preserve">‪4.‬ </w:t>
+            </w:r>
+            <w:r>
+              <w:rPr>
+                <w:rFonts w:ascii="Arial" w:hAnsi="Arial" w:cs="Arial" w:eastAsia="Arial"/>
+                <w:sz w:val="19"/>
+                <w:szCs w:val="19"/>
+                <w:rtl/>
+              </w:rPr>
+              <w:t xml:space="preserve">תחנת שאיבה (×</w:t>
+            </w:r>
+            <w:r>
+              <w:rPr>
+                <w:rFonts w:ascii="Arial" w:hAnsi="Arial" w:cs="Arial" w:eastAsia="Arial"/>
+                <w:sz w:val="19"/>
+                <w:szCs w:val="19"/>
+              </w:rPr>
+              <w:t xml:space="preserve">‪2,‬ </w:t>
+            </w:r>
+            <w:r>
+              <w:rPr>
+                <w:rFonts w:ascii="Arial" w:hAnsi="Arial" w:cs="Arial" w:eastAsia="Arial"/>
+                <w:sz w:val="19"/>
+                <w:szCs w:val="19"/>
+                <w:rtl/>
+              </w:rPr>
+              <w:t xml:space="preserve">הקרוב) — </w:t>
+            </w:r>
+            <w:r>
+              <w:rPr>
+                <w:rFonts w:ascii="Arial" w:hAnsi="Arial" w:cs="Arial" w:eastAsia="Arial"/>
+                <w:sz w:val="19"/>
+                <w:szCs w:val="19"/>
+              </w:rPr>
+              <w:t xml:space="preserve">‪174‬ </w:t>
+            </w:r>
+            <w:r>
+              <w:rPr>
+                <w:rFonts w:ascii="Arial" w:hAnsi="Arial" w:cs="Arial" w:eastAsia="Arial"/>
+                <w:sz w:val="19"/>
+                <w:szCs w:val="19"/>
+                <w:rtl/>
+              </w:rPr>
+              <w:t xml:space="preserve">מ׳. </w:t>
+            </w:r>
+            <w:r>
+              <w:rPr>
+                <w:rFonts w:ascii="Arial" w:hAnsi="Arial" w:cs="Arial" w:eastAsia="Arial"/>
+                <w:b/>
+                <w:bCs/>
+                <w:sz w:val="19"/>
+                <w:szCs w:val="19"/>
+                <w:rtl/>
+              </w:rPr>
+              <w:t xml:space="preserve">בקרבת האזור (עד </w:t>
+            </w:r>
+            <w:r>
+              <w:rPr>
+                <w:rFonts w:ascii="Arial" w:hAnsi="Arial" w:cs="Arial" w:eastAsia="Arial"/>
+                <w:b/>
+                <w:bCs/>
+                <w:sz w:val="19"/>
+                <w:szCs w:val="19"/>
+              </w:rPr>
+              <w:t xml:space="preserve">‪400‬ </w:t>
+            </w:r>
+            <w:r>
+              <w:rPr>
+                <w:rFonts w:ascii="Arial" w:hAnsi="Arial" w:cs="Arial" w:eastAsia="Arial"/>
+                <w:b/>
+                <w:bCs/>
+                <w:sz w:val="19"/>
+                <w:szCs w:val="19"/>
+                <w:rtl/>
+              </w:rPr>
+              <w:t xml:space="preserve">מ׳):</w:t>
+            </w:r>
+            <w:r>
+              <w:rPr>
+                <w:rFonts w:ascii="Arial" w:hAnsi="Arial" w:cs="Arial" w:eastAsia="Arial"/>
+                <w:sz w:val="19"/>
+                <w:szCs w:val="19"/>
+                <w:rtl/>
+              </w:rPr>
+              <w:t xml:space="preserve"> </w:t>
+            </w:r>
+            <w:r>
+              <w:rPr>
+                <w:rFonts w:ascii="Arial" w:hAnsi="Arial" w:cs="Arial" w:eastAsia="Arial"/>
+                <w:sz w:val="19"/>
+                <w:szCs w:val="19"/>
+              </w:rPr>
+              <w:t xml:space="preserve">‪5.‬ </w:t>
+            </w:r>
+            <w:r>
+              <w:rPr>
+                <w:rFonts w:ascii="Arial" w:hAnsi="Arial" w:cs="Arial" w:eastAsia="Arial"/>
+                <w:sz w:val="19"/>
+                <w:szCs w:val="19"/>
+                <w:rtl/>
+              </w:rPr>
+              <w:t xml:space="preserve">מיכל אחסון — </w:t>
+            </w:r>
+            <w:r>
+              <w:rPr>
+                <w:rFonts w:ascii="Arial" w:hAnsi="Arial" w:cs="Arial" w:eastAsia="Arial"/>
+                <w:sz w:val="19"/>
+                <w:szCs w:val="19"/>
+              </w:rPr>
+              <w:t xml:space="preserve">‪204‬ </w:t>
+            </w:r>
+            <w:r>
+              <w:rPr>
+                <w:rFonts w:ascii="Arial" w:hAnsi="Arial" w:cs="Arial" w:eastAsia="Arial"/>
+                <w:sz w:val="19"/>
+                <w:szCs w:val="19"/>
+                <w:rtl/>
+              </w:rPr>
+              <w:t xml:space="preserve">מ׳; </w:t>
+            </w:r>
+            <w:r>
+              <w:rPr>
+                <w:rFonts w:ascii="Arial" w:hAnsi="Arial" w:cs="Arial" w:eastAsia="Arial"/>
+                <w:sz w:val="19"/>
+                <w:szCs w:val="19"/>
+              </w:rPr>
+              <w:t xml:space="preserve">‪6.‬ </w:t>
+            </w:r>
+            <w:r>
+              <w:rPr>
+                <w:rFonts w:ascii="Arial" w:hAnsi="Arial" w:cs="Arial" w:eastAsia="Arial"/>
+                <w:sz w:val="19"/>
+                <w:szCs w:val="19"/>
+                <w:rtl/>
+              </w:rPr>
+              <w:t xml:space="preserve">מגדל תקשורת — </w:t>
+            </w:r>
+            <w:r>
+              <w:rPr>
+                <w:rFonts w:ascii="Arial" w:hAnsi="Arial" w:cs="Arial" w:eastAsia="Arial"/>
+                <w:sz w:val="19"/>
+                <w:szCs w:val="19"/>
+              </w:rPr>
+              <w:t xml:space="preserve">‪219‬ </w:t>
+            </w:r>
+            <w:r>
+              <w:rPr>
+                <w:rFonts w:ascii="Arial" w:hAnsi="Arial" w:cs="Arial" w:eastAsia="Arial"/>
+                <w:sz w:val="19"/>
+                <w:szCs w:val="19"/>
+                <w:rtl/>
+              </w:rPr>
+              <w:t xml:space="preserve">מ׳; </w:t>
+            </w:r>
+            <w:r>
+              <w:rPr>
+                <w:rFonts w:ascii="Arial" w:hAnsi="Arial" w:cs="Arial" w:eastAsia="Arial"/>
+                <w:sz w:val="19"/>
+                <w:szCs w:val="19"/>
+              </w:rPr>
+              <w:t xml:space="preserve">‪7.‬ </w:t>
+            </w:r>
+            <w:r>
+              <w:rPr>
+                <w:rFonts w:ascii="Arial" w:hAnsi="Arial" w:cs="Arial" w:eastAsia="Arial"/>
+                <w:sz w:val="19"/>
+                <w:szCs w:val="19"/>
+                <w:rtl/>
+              </w:rPr>
+              <w:t xml:space="preserve">פארק מים ״מימדיון״ — </w:t>
+            </w:r>
+            <w:r>
+              <w:rPr>
+                <w:rFonts w:ascii="Arial" w:hAnsi="Arial" w:cs="Arial" w:eastAsia="Arial"/>
+                <w:sz w:val="19"/>
+                <w:szCs w:val="19"/>
+              </w:rPr>
+              <w:t xml:space="preserve">‪252‬ </w:t>
+            </w:r>
+            <w:r>
+              <w:rPr>
+                <w:rFonts w:ascii="Arial" w:hAnsi="Arial" w:cs="Arial" w:eastAsia="Arial"/>
+                <w:sz w:val="19"/>
+                <w:szCs w:val="19"/>
+                <w:rtl/>
+              </w:rPr>
+              <w:t xml:space="preserve">מ׳; </w:t>
+            </w:r>
+            <w:r>
+              <w:rPr>
+                <w:rFonts w:ascii="Arial" w:hAnsi="Arial" w:cs="Arial" w:eastAsia="Arial"/>
+                <w:sz w:val="19"/>
+                <w:szCs w:val="19"/>
+              </w:rPr>
+              <w:t xml:space="preserve">‪8.‬ </w:t>
+            </w:r>
+            <w:r>
+              <w:rPr>
+                <w:rFonts w:ascii="Arial" w:hAnsi="Arial" w:cs="Arial" w:eastAsia="Arial"/>
+                <w:sz w:val="19"/>
+                <w:szCs w:val="19"/>
+                <w:rtl/>
+              </w:rPr>
+              <w:t xml:space="preserve">עמוד חשמל </w:t>
+            </w:r>
+            <w:r>
+              <w:rPr>
+                <w:rFonts w:ascii="Arial" w:hAnsi="Arial" w:cs="Arial" w:eastAsia="Arial"/>
+                <w:sz w:val="19"/>
+                <w:szCs w:val="19"/>
+              </w:rPr>
+              <w:t xml:space="preserve">‪1492 — 297‬ </w:t>
+            </w:r>
+            <w:r>
+              <w:rPr>
+                <w:rFonts w:ascii="Arial" w:hAnsi="Arial" w:cs="Arial" w:eastAsia="Arial"/>
+                <w:sz w:val="19"/>
+                <w:szCs w:val="19"/>
+                <w:rtl/>
+              </w:rPr>
+              <w:t xml:space="preserve">מ׳; </w:t>
+            </w:r>
+            <w:r>
+              <w:rPr>
+                <w:rFonts w:ascii="Arial" w:hAnsi="Arial" w:cs="Arial" w:eastAsia="Arial"/>
+                <w:sz w:val="19"/>
+                <w:szCs w:val="19"/>
+              </w:rPr>
+              <w:t xml:space="preserve">‪9.‬ </w:t>
+            </w:r>
+            <w:r>
+              <w:rPr>
+                <w:rFonts w:ascii="Arial" w:hAnsi="Arial" w:cs="Arial" w:eastAsia="Arial"/>
+                <w:sz w:val="19"/>
+                <w:szCs w:val="19"/>
+                <w:rtl/>
+              </w:rPr>
+              <w:t xml:space="preserve">מתקן שעשועים ״סייד ווינדר״ — </w:t>
+            </w:r>
+            <w:r>
+              <w:rPr>
+                <w:rFonts w:ascii="Arial" w:hAnsi="Arial" w:cs="Arial" w:eastAsia="Arial"/>
+                <w:sz w:val="19"/>
+                <w:szCs w:val="19"/>
+              </w:rPr>
+              <w:t xml:space="preserve">‪301‬ </w:t>
+            </w:r>
+            <w:r>
+              <w:rPr>
+                <w:rFonts w:ascii="Arial" w:hAnsi="Arial" w:cs="Arial" w:eastAsia="Arial"/>
+                <w:sz w:val="19"/>
+                <w:szCs w:val="19"/>
+                <w:rtl/>
+              </w:rPr>
+              <w:t xml:space="preserve">מ׳; </w:t>
+            </w:r>
+            <w:r>
+              <w:rPr>
+                <w:rFonts w:ascii="Arial" w:hAnsi="Arial" w:cs="Arial" w:eastAsia="Arial"/>
+                <w:sz w:val="19"/>
+                <w:szCs w:val="19"/>
+              </w:rPr>
+              <w:t xml:space="preserve">‪10.‬ </w:t>
+            </w:r>
+            <w:r>
+              <w:rPr>
+                <w:rFonts w:ascii="Arial" w:hAnsi="Arial" w:cs="Arial" w:eastAsia="Arial"/>
+                <w:sz w:val="19"/>
+                <w:szCs w:val="19"/>
+                <w:rtl/>
+              </w:rPr>
+              <w:t xml:space="preserve">מגדל תצפית — </w:t>
+            </w:r>
+            <w:r>
+              <w:rPr>
+                <w:rFonts w:ascii="Arial" w:hAnsi="Arial" w:cs="Arial" w:eastAsia="Arial"/>
+                <w:sz w:val="19"/>
+                <w:szCs w:val="19"/>
+              </w:rPr>
+              <w:t xml:space="preserve">‪304‬ </w:t>
+            </w:r>
+            <w:r>
+              <w:rPr>
+                <w:rFonts w:ascii="Arial" w:hAnsi="Arial" w:cs="Arial" w:eastAsia="Arial"/>
+                <w:sz w:val="19"/>
+                <w:szCs w:val="19"/>
+                <w:rtl/>
+              </w:rPr>
+              <w:t xml:space="preserve">מ׳; </w:t>
+            </w:r>
+            <w:r>
+              <w:rPr>
+                <w:rFonts w:ascii="Arial" w:hAnsi="Arial" w:cs="Arial" w:eastAsia="Arial"/>
+                <w:sz w:val="19"/>
+                <w:szCs w:val="19"/>
+              </w:rPr>
+              <w:t xml:space="preserve">‪11.‬ </w:t>
+            </w:r>
+            <w:r>
+              <w:rPr>
+                <w:rFonts w:ascii="Arial" w:hAnsi="Arial" w:cs="Arial" w:eastAsia="Arial"/>
+                <w:sz w:val="19"/>
+                <w:szCs w:val="19"/>
+                <w:rtl/>
+              </w:rPr>
+              <w:t xml:space="preserve">מגלשת מים (×</w:t>
+            </w:r>
+            <w:r>
+              <w:rPr>
+                <w:rFonts w:ascii="Arial" w:hAnsi="Arial" w:cs="Arial" w:eastAsia="Arial"/>
+                <w:sz w:val="19"/>
+                <w:szCs w:val="19"/>
+              </w:rPr>
+              <w:t xml:space="preserve">‪33,‬ </w:t>
+            </w:r>
+            <w:r>
+              <w:rPr>
+                <w:rFonts w:ascii="Arial" w:hAnsi="Arial" w:cs="Arial" w:eastAsia="Arial"/>
+                <w:sz w:val="19"/>
+                <w:szCs w:val="19"/>
+                <w:rtl/>
+              </w:rPr>
+              <w:t xml:space="preserve">הקרוב) — </w:t>
+            </w:r>
+            <w:r>
+              <w:rPr>
+                <w:rFonts w:ascii="Arial" w:hAnsi="Arial" w:cs="Arial" w:eastAsia="Arial"/>
+                <w:sz w:val="19"/>
+                <w:szCs w:val="19"/>
+              </w:rPr>
+              <w:t xml:space="preserve">‪311‬ </w:t>
+            </w:r>
+            <w:r>
+              <w:rPr>
+                <w:rFonts w:ascii="Arial" w:hAnsi="Arial" w:cs="Arial" w:eastAsia="Arial"/>
+                <w:sz w:val="19"/>
+                <w:szCs w:val="19"/>
+                <w:rtl/>
+              </w:rPr>
+              <w:t xml:space="preserve">מ׳; </w:t>
+            </w:r>
+            <w:r>
+              <w:rPr>
+                <w:rFonts w:ascii="Arial" w:hAnsi="Arial" w:cs="Arial" w:eastAsia="Arial"/>
+                <w:sz w:val="19"/>
+                <w:szCs w:val="19"/>
+              </w:rPr>
+              <w:t xml:space="preserve">‪12.‬ </w:t>
+            </w:r>
+            <w:r>
+              <w:rPr>
+                <w:rFonts w:ascii="Arial" w:hAnsi="Arial" w:cs="Arial" w:eastAsia="Arial"/>
+                <w:sz w:val="19"/>
+                <w:szCs w:val="19"/>
+                <w:rtl/>
+              </w:rPr>
+              <w:t xml:space="preserve">מתקן שעשועים — </w:t>
+            </w:r>
+            <w:r>
+              <w:rPr>
+                <w:rFonts w:ascii="Arial" w:hAnsi="Arial" w:cs="Arial" w:eastAsia="Arial"/>
+                <w:sz w:val="19"/>
+                <w:szCs w:val="19"/>
+              </w:rPr>
+              <w:t xml:space="preserve">‪312‬ </w:t>
+            </w:r>
+            <w:r>
+              <w:rPr>
+                <w:rFonts w:ascii="Arial" w:hAnsi="Arial" w:cs="Arial" w:eastAsia="Arial"/>
+                <w:sz w:val="19"/>
+                <w:szCs w:val="19"/>
+                <w:rtl/>
+              </w:rPr>
+              <w:t xml:space="preserve">מ׳ · גובה </w:t>
+            </w:r>
+            <w:r>
+              <w:rPr>
+                <w:rFonts w:ascii="Arial" w:hAnsi="Arial" w:cs="Arial" w:eastAsia="Arial"/>
+                <w:sz w:val="19"/>
+                <w:szCs w:val="19"/>
+              </w:rPr>
+              <w:t xml:space="preserve">‪11‬ </w:t>
+            </w:r>
+            <w:r>
+              <w:rPr>
+                <w:rFonts w:ascii="Arial" w:hAnsi="Arial" w:cs="Arial" w:eastAsia="Arial"/>
+                <w:sz w:val="19"/>
+                <w:szCs w:val="19"/>
+                <w:rtl/>
+              </w:rPr>
+              <w:t xml:space="preserve">מ׳; </w:t>
+            </w:r>
+            <w:r>
+              <w:rPr>
+                <w:rFonts w:ascii="Arial" w:hAnsi="Arial" w:cs="Arial" w:eastAsia="Arial"/>
+                <w:sz w:val="19"/>
+                <w:szCs w:val="19"/>
+              </w:rPr>
+              <w:t xml:space="preserve">‪13.‬ </w:t>
+            </w:r>
+            <w:r>
+              <w:rPr>
+                <w:rFonts w:ascii="Arial" w:hAnsi="Arial" w:cs="Arial" w:eastAsia="Arial"/>
+                <w:sz w:val="19"/>
+                <w:szCs w:val="19"/>
+                <w:rtl/>
+              </w:rPr>
+              <w:t xml:space="preserve">קו חשמל (מתח נמוך/בינוני) (×</w:t>
+            </w:r>
+            <w:r>
+              <w:rPr>
+                <w:rFonts w:ascii="Arial" w:hAnsi="Arial" w:cs="Arial" w:eastAsia="Arial"/>
+                <w:sz w:val="19"/>
+                <w:szCs w:val="19"/>
+              </w:rPr>
+              <w:t xml:space="preserve">‪2,‬ </w:t>
+            </w:r>
+            <w:r>
+              <w:rPr>
+                <w:rFonts w:ascii="Arial" w:hAnsi="Arial" w:cs="Arial" w:eastAsia="Arial"/>
+                <w:sz w:val="19"/>
+                <w:szCs w:val="19"/>
+                <w:rtl/>
+              </w:rPr>
+              <w:t xml:space="preserve">הקרוב) — </w:t>
+            </w:r>
+            <w:r>
+              <w:rPr>
+                <w:rFonts w:ascii="Arial" w:hAnsi="Arial" w:cs="Arial" w:eastAsia="Arial"/>
+                <w:sz w:val="19"/>
+                <w:szCs w:val="19"/>
+              </w:rPr>
+              <w:t xml:space="preserve">‪336‬ </w:t>
+            </w:r>
+            <w:r>
+              <w:rPr>
+                <w:rFonts w:ascii="Arial" w:hAnsi="Arial" w:cs="Arial" w:eastAsia="Arial"/>
+                <w:sz w:val="19"/>
+                <w:szCs w:val="19"/>
+                <w:rtl/>
+              </w:rPr>
+              <w:t xml:space="preserve">מ׳. </w:t>
+            </w:r>
+            <w:r>
+              <w:rPr>
+                <w:rFonts w:ascii="Arial" w:hAnsi="Arial" w:cs="Arial" w:eastAsia="Arial"/>
+                <w:b/>
+                <w:bCs/>
+                <w:sz w:val="19"/>
+                <w:szCs w:val="19"/>
+                <w:rtl/>
+              </w:rPr>
+              <w:t xml:space="preserve">אתרים ותשתיות נוספים (עד </w:t>
+            </w:r>
+            <w:r>
+              <w:rPr>
+                <w:rFonts w:ascii="Arial" w:hAnsi="Arial" w:cs="Arial" w:eastAsia="Arial"/>
+                <w:b/>
+                <w:bCs/>
+                <w:sz w:val="19"/>
+                <w:szCs w:val="19"/>
+              </w:rPr>
+              <w:t xml:space="preserve">‪1.2‬ </w:t>
+            </w:r>
+            <w:r>
+              <w:rPr>
+                <w:rFonts w:ascii="Arial" w:hAnsi="Arial" w:cs="Arial" w:eastAsia="Arial"/>
+                <w:b/>
+                <w:bCs/>
+                <w:sz w:val="19"/>
+                <w:szCs w:val="19"/>
+                <w:rtl/>
+              </w:rPr>
+              <w:t xml:space="preserve">ק״מ מהנקודה):</w:t>
+            </w:r>
+            <w:r>
+              <w:rPr>
+                <w:rFonts w:ascii="Arial" w:hAnsi="Arial" w:cs="Arial" w:eastAsia="Arial"/>
+                <w:sz w:val="19"/>
+                <w:szCs w:val="19"/>
+                <w:rtl/>
+              </w:rPr>
+              <w:t xml:space="preserve"> </w:t>
+            </w:r>
+            <w:r>
+              <w:rPr>
+                <w:rFonts w:ascii="Arial" w:hAnsi="Arial" w:cs="Arial" w:eastAsia="Arial"/>
+                <w:sz w:val="19"/>
+                <w:szCs w:val="19"/>
+              </w:rPr>
+              <w:t xml:space="preserve">‪14.‬ </w:t>
+            </w:r>
+            <w:r>
+              <w:rPr>
+                <w:rFonts w:ascii="Arial" w:hAnsi="Arial" w:cs="Arial" w:eastAsia="Arial"/>
+                <w:sz w:val="19"/>
+                <w:szCs w:val="19"/>
+                <w:rtl/>
+              </w:rPr>
+              <w:t xml:space="preserve">בלון (אטרקציית בלון / בלון מעוגן) ״כדור פורח תל אביב״ — </w:t>
+            </w:r>
+            <w:r>
+              <w:rPr>
+                <w:rFonts w:ascii="Arial" w:hAnsi="Arial" w:cs="Arial" w:eastAsia="Arial"/>
+                <w:sz w:val="19"/>
+                <w:szCs w:val="19"/>
+              </w:rPr>
+              <w:t xml:space="preserve">‪581‬ </w:t>
+            </w:r>
+            <w:r>
+              <w:rPr>
+                <w:rFonts w:ascii="Arial" w:hAnsi="Arial" w:cs="Arial" w:eastAsia="Arial"/>
+                <w:sz w:val="19"/>
+                <w:szCs w:val="19"/>
+                <w:rtl/>
+              </w:rPr>
+              <w:t xml:space="preserve">מ׳; </w:t>
+            </w:r>
+            <w:r>
+              <w:rPr>
+                <w:rFonts w:ascii="Arial" w:hAnsi="Arial" w:cs="Arial" w:eastAsia="Arial"/>
+                <w:sz w:val="19"/>
+                <w:szCs w:val="19"/>
+              </w:rPr>
+              <w:t xml:space="preserve">‪15.‬ </w:t>
+            </w:r>
+            <w:r>
+              <w:rPr>
+                <w:rFonts w:ascii="Arial" w:hAnsi="Arial" w:cs="Arial" w:eastAsia="Arial"/>
+                <w:sz w:val="19"/>
+                <w:szCs w:val="19"/>
+                <w:rtl/>
+              </w:rPr>
+              <w:t xml:space="preserve">מסילת ברזל — </w:t>
+            </w:r>
+            <w:r>
+              <w:rPr>
+                <w:rFonts w:ascii="Arial" w:hAnsi="Arial" w:cs="Arial" w:eastAsia="Arial"/>
+                <w:sz w:val="19"/>
+                <w:szCs w:val="19"/>
+              </w:rPr>
+              <w:t xml:space="preserve">‪602‬ </w:t>
+            </w:r>
+            <w:r>
+              <w:rPr>
+                <w:rFonts w:ascii="Arial" w:hAnsi="Arial" w:cs="Arial" w:eastAsia="Arial"/>
+                <w:sz w:val="19"/>
+                <w:szCs w:val="19"/>
+                <w:rtl/>
+              </w:rPr>
+              <w:t xml:space="preserve">מ׳; </w:t>
+            </w:r>
+            <w:r>
+              <w:rPr>
+                <w:rFonts w:ascii="Arial" w:hAnsi="Arial" w:cs="Arial" w:eastAsia="Arial"/>
+                <w:sz w:val="19"/>
+                <w:szCs w:val="19"/>
+              </w:rPr>
+              <w:t xml:space="preserve">‪16.‬ </w:t>
+            </w:r>
+            <w:r>
+              <w:rPr>
+                <w:rFonts w:ascii="Arial" w:hAnsi="Arial" w:cs="Arial" w:eastAsia="Arial"/>
+                <w:sz w:val="19"/>
+                <w:szCs w:val="19"/>
+                <w:rtl/>
+              </w:rPr>
+              <w:t xml:space="preserve">אצטדיון ״אצטדיון רמת גן״ — </w:t>
+            </w:r>
+            <w:r>
+              <w:rPr>
+                <w:rFonts w:ascii="Arial" w:hAnsi="Arial" w:cs="Arial" w:eastAsia="Arial"/>
+                <w:sz w:val="19"/>
+                <w:szCs w:val="19"/>
+              </w:rPr>
+              <w:t xml:space="preserve">‪621‬ </w:t>
+            </w:r>
+            <w:r>
+              <w:rPr>
+                <w:rFonts w:ascii="Arial" w:hAnsi="Arial" w:cs="Arial" w:eastAsia="Arial"/>
+                <w:sz w:val="19"/>
+                <w:szCs w:val="19"/>
+                <w:rtl/>
+              </w:rPr>
+              <w:t xml:space="preserve">מ׳; </w:t>
+            </w:r>
+            <w:r>
+              <w:rPr>
+                <w:rFonts w:ascii="Arial" w:hAnsi="Arial" w:cs="Arial" w:eastAsia="Arial"/>
+                <w:sz w:val="19"/>
+                <w:szCs w:val="19"/>
+              </w:rPr>
+              <w:t xml:space="preserve">‪17.‬ </w:t>
+            </w:r>
+            <w:r>
+              <w:rPr>
+                <w:rFonts w:ascii="Arial" w:hAnsi="Arial" w:cs="Arial" w:eastAsia="Arial"/>
+                <w:sz w:val="19"/>
+                <w:szCs w:val="19"/>
+                <w:rtl/>
+              </w:rPr>
+              <w:t xml:space="preserve">אצטדיון ״אצטדיון האתלטיקה הדר יוסף״ — </w:t>
+            </w:r>
+            <w:r>
+              <w:rPr>
+                <w:rFonts w:ascii="Arial" w:hAnsi="Arial" w:cs="Arial" w:eastAsia="Arial"/>
+                <w:sz w:val="19"/>
+                <w:szCs w:val="19"/>
+              </w:rPr>
+              <w:t xml:space="preserve">‪751‬ </w:t>
+            </w:r>
+            <w:r>
+              <w:rPr>
+                <w:rFonts w:ascii="Arial" w:hAnsi="Arial" w:cs="Arial" w:eastAsia="Arial"/>
+                <w:sz w:val="19"/>
+                <w:szCs w:val="19"/>
+                <w:rtl/>
+              </w:rPr>
+              <w:t xml:space="preserve">מ׳; </w:t>
+            </w:r>
+            <w:r>
+              <w:rPr>
+                <w:rFonts w:ascii="Arial" w:hAnsi="Arial" w:cs="Arial" w:eastAsia="Arial"/>
+                <w:sz w:val="19"/>
+                <w:szCs w:val="19"/>
+              </w:rPr>
+              <w:t xml:space="preserve">‪18.‬ </w:t>
+            </w:r>
+            <w:r>
+              <w:rPr>
+                <w:rFonts w:ascii="Arial" w:hAnsi="Arial" w:cs="Arial" w:eastAsia="Arial"/>
+                <w:sz w:val="19"/>
+                <w:szCs w:val="19"/>
+                <w:rtl/>
+              </w:rPr>
+              <w:t xml:space="preserve">מטווח ירי ״מטווח רמת גן״ — </w:t>
+            </w:r>
+            <w:r>
+              <w:rPr>
+                <w:rFonts w:ascii="Arial" w:hAnsi="Arial" w:cs="Arial" w:eastAsia="Arial"/>
+                <w:sz w:val="19"/>
+                <w:szCs w:val="19"/>
+              </w:rPr>
+              <w:t xml:space="preserve">‪975‬ </w:t>
+            </w:r>
+            <w:r>
+              <w:rPr>
+                <w:rFonts w:ascii="Arial" w:hAnsi="Arial" w:cs="Arial" w:eastAsia="Arial"/>
+                <w:sz w:val="19"/>
+                <w:szCs w:val="19"/>
+                <w:rtl/>
+              </w:rPr>
+              <w:t xml:space="preserve">מ׳; </w:t>
+            </w:r>
+            <w:r>
+              <w:rPr>
+                <w:rFonts w:ascii="Arial" w:hAnsi="Arial" w:cs="Arial" w:eastAsia="Arial"/>
+                <w:sz w:val="19"/>
+                <w:szCs w:val="19"/>
+              </w:rPr>
+              <w:t xml:space="preserve">‪19.‬ </w:t>
+            </w:r>
+            <w:r>
+              <w:rPr>
+                <w:rFonts w:ascii="Arial" w:hAnsi="Arial" w:cs="Arial" w:eastAsia="Arial"/>
+                <w:sz w:val="19"/>
+                <w:szCs w:val="19"/>
+                <w:rtl/>
+              </w:rPr>
+              <w:t xml:space="preserve">מסילת ברזל ״הקו האדום״ — </w:t>
+            </w:r>
+            <w:r>
+              <w:rPr>
+                <w:rFonts w:ascii="Arial" w:hAnsi="Arial" w:cs="Arial" w:eastAsia="Arial"/>
+                <w:sz w:val="19"/>
+                <w:szCs w:val="19"/>
+              </w:rPr>
+              <w:t xml:space="preserve">‪1.0‬ </w:t>
+            </w:r>
+            <w:r>
+              <w:rPr>
+                <w:rFonts w:ascii="Arial" w:hAnsi="Arial" w:cs="Arial" w:eastAsia="Arial"/>
+                <w:sz w:val="19"/>
+                <w:szCs w:val="19"/>
+                <w:rtl/>
+              </w:rPr>
+              <w:t xml:space="preserve">ק״מ; </w:t>
+            </w:r>
+            <w:r>
+              <w:rPr>
+                <w:rFonts w:ascii="Arial" w:hAnsi="Arial" w:cs="Arial" w:eastAsia="Arial"/>
+                <w:sz w:val="19"/>
+                <w:szCs w:val="19"/>
+              </w:rPr>
+              <w:t xml:space="preserve">‪20.‬ </w:t>
+            </w:r>
+            <w:r>
+              <w:rPr>
+                <w:rFonts w:ascii="Arial" w:hAnsi="Arial" w:cs="Arial" w:eastAsia="Arial"/>
+                <w:sz w:val="19"/>
+                <w:szCs w:val="19"/>
+                <w:rtl/>
+              </w:rPr>
+              <w:t xml:space="preserve">משטרה ״משטרת רמת גן״ — </w:t>
+            </w:r>
+            <w:r>
+              <w:rPr>
+                <w:rFonts w:ascii="Arial" w:hAnsi="Arial" w:cs="Arial" w:eastAsia="Arial"/>
+                <w:sz w:val="19"/>
+                <w:szCs w:val="19"/>
+              </w:rPr>
+              <w:t xml:space="preserve">‪1.1‬ </w:t>
             </w:r>
             <w:r>
               <w:rPr>
@@ -7684,6 +7597,162 @@
                 <w:rtl/>
               </w:rPr>
               <w:t xml:space="preserve">ק״מ.</w:t>
+            </w:r>
+            <w:r>
+              <w:rPr>
+                <w:rFonts w:ascii="Arial" w:hAnsi="Arial" w:cs="Arial" w:eastAsia="Arial"/>
+                <w:sz w:val="19"/>
+              </w:rPr>
+              <w:br/>
+            </w:r>
+            <w:r>
+              <w:rPr>
+                <w:rFonts w:ascii="Arial" w:hAnsi="Arial" w:cs="Arial" w:eastAsia="Arial"/>
+                <w:b/>
+                <w:bCs/>
+                <w:sz w:val="19"/>
+                <w:szCs w:val="19"/>
+                <w:rtl/>
+              </w:rPr>
+              <w:t xml:space="preserve">בלון:</w:t>
+            </w:r>
+            <w:r>
+              <w:rPr>
+                <w:rFonts w:ascii="Arial" w:hAnsi="Arial" w:cs="Arial" w:eastAsia="Arial"/>
+                <w:sz w:val="19"/>
+                <w:szCs w:val="19"/>
+                <w:rtl/>
+              </w:rPr>
+              <w:t xml:space="preserve"> </w:t>
+            </w:r>
+            <w:r>
+              <w:rPr>
+                <w:rFonts w:ascii="Arial" w:hAnsi="Arial" w:cs="Arial" w:eastAsia="Arial"/>
+                <w:sz w:val="19"/>
+                <w:szCs w:val="19"/>
+                <w:rtl/>
+              </w:rPr>
+              <w:t xml:space="preserve">בלון (אטרקציית בלון / בלון מעוגן) ״כדור פורח תל אביב״ — </w:t>
+            </w:r>
+            <w:r>
+              <w:rPr>
+                <w:rFonts w:ascii="Arial" w:hAnsi="Arial" w:cs="Arial" w:eastAsia="Arial"/>
+                <w:sz w:val="19"/>
+                <w:szCs w:val="19"/>
+              </w:rPr>
+              <w:t xml:space="preserve">‪581‬ </w:t>
+            </w:r>
+            <w:r>
+              <w:rPr>
+                <w:rFonts w:ascii="Arial" w:hAnsi="Arial" w:cs="Arial" w:eastAsia="Arial"/>
+                <w:sz w:val="19"/>
+                <w:szCs w:val="19"/>
+                <w:rtl/>
+              </w:rPr>
+              <w:t xml:space="preserve">מ׳. גובה העלאה, שעות הפעלה ואופן העיגון אינם מופיעים ב-</w:t>
+            </w:r>
+            <w:r>
+              <w:rPr>
+                <w:rFonts w:ascii="Arial" w:hAnsi="Arial" w:cs="Arial" w:eastAsia="Arial"/>
+                <w:sz w:val="19"/>
+                <w:szCs w:val="19"/>
+              </w:rPr>
+              <w:t xml:space="preserve">‪OpenStreetMap —‬ </w:t>
+            </w:r>
+            <w:r>
+              <w:rPr>
+                <w:rFonts w:ascii="Arial" w:hAnsi="Arial" w:cs="Arial" w:eastAsia="Arial"/>
+                <w:sz w:val="19"/>
+                <w:szCs w:val="19"/>
+                <w:rtl/>
+              </w:rPr>
+              <w:t xml:space="preserve">יש לוודא מול מפעיל הבלון. </w:t>
+            </w:r>
+            <w:r>
+              <w:rPr>
+                <w:rFonts w:ascii="Arial" w:hAnsi="Arial" w:cs="Arial" w:eastAsia="Arial"/>
+                <w:sz w:val="19"/>
+                <w:szCs w:val="19"/>
+                <w:rtl/>
+              </w:rPr>
+              <w:t xml:space="preserve">(</w:t>
+            </w:r>
+            <w:r>
+              <w:rPr>
+                <w:rFonts w:ascii="Arial" w:hAnsi="Arial" w:cs="Arial" w:eastAsia="Arial"/>
+                <w:sz w:val="19"/>
+                <w:szCs w:val="19"/>
+                <w:rtl/>
+              </w:rPr>
+              <w:t xml:space="preserve">מכשולים — עד </w:t>
+            </w:r>
+            <w:r>
+              <w:rPr>
+                <w:rFonts w:ascii="Arial" w:hAnsi="Arial" w:cs="Arial" w:eastAsia="Arial"/>
+                <w:sz w:val="19"/>
+                <w:szCs w:val="19"/>
+              </w:rPr>
+              <w:t xml:space="preserve">‪400‬ </w:t>
+            </w:r>
+            <w:r>
+              <w:rPr>
+                <w:rFonts w:ascii="Arial" w:hAnsi="Arial" w:cs="Arial" w:eastAsia="Arial"/>
+                <w:sz w:val="19"/>
+                <w:szCs w:val="19"/>
+                <w:rtl/>
+              </w:rPr>
+              <w:t xml:space="preserve">מ׳ מהנקודה: מגדלים, תרנים, ארובות, עגורנים, קווי ועמודי חשמל, תחנות משנה, רכבלים, מבנים בגובה </w:t>
+            </w:r>
+            <w:r>
+              <w:rPr>
+                <w:rFonts w:ascii="Arial" w:hAnsi="Arial" w:cs="Arial" w:eastAsia="Arial"/>
+                <w:sz w:val="19"/>
+                <w:szCs w:val="19"/>
+              </w:rPr>
+              <w:t xml:space="preserve">‪20‬ </w:t>
+            </w:r>
+            <w:r>
+              <w:rPr>
+                <w:rFonts w:ascii="Arial" w:hAnsi="Arial" w:cs="Arial" w:eastAsia="Arial"/>
+                <w:sz w:val="19"/>
+                <w:szCs w:val="19"/>
+                <w:rtl/>
+              </w:rPr>
+              <w:t xml:space="preserve">מ׳ ומעלה או </w:t>
+            </w:r>
+            <w:r>
+              <w:rPr>
+                <w:rFonts w:ascii="Arial" w:hAnsi="Arial" w:cs="Arial" w:eastAsia="Arial"/>
+                <w:sz w:val="19"/>
+                <w:szCs w:val="19"/>
+              </w:rPr>
+              <w:t xml:space="preserve">‪6‬ </w:t>
+            </w:r>
+            <w:r>
+              <w:rPr>
+                <w:rFonts w:ascii="Arial" w:hAnsi="Arial" w:cs="Arial" w:eastAsia="Arial"/>
+                <w:sz w:val="19"/>
+                <w:szCs w:val="19"/>
+                <w:rtl/>
+              </w:rPr>
+              <w:t xml:space="preserve">קומות ומעלה. אתרים ותשתיות — עד </w:t>
+            </w:r>
+            <w:r>
+              <w:rPr>
+                <w:rFonts w:ascii="Arial" w:hAnsi="Arial" w:cs="Arial" w:eastAsia="Arial"/>
+                <w:sz w:val="19"/>
+                <w:szCs w:val="19"/>
+              </w:rPr>
+              <w:t xml:space="preserve">‪1.2‬ </w:t>
+            </w:r>
+            <w:r>
+              <w:rPr>
+                <w:rFonts w:ascii="Arial" w:hAnsi="Arial" w:cs="Arial" w:eastAsia="Arial"/>
+                <w:sz w:val="19"/>
+                <w:szCs w:val="19"/>
+                <w:rtl/>
+              </w:rPr>
+              <w:t xml:space="preserve">ק״מ: תשתיות שדה תעופה ומנחתים, אזורים צבאיים, כבישים מהירים/ראשיים, מסילות, בתי חולים, בתי סוהר, משטרה, אצטדיונים.)</w:t>
             </w:r>
           </w:p>
         </w:tc>
@@ -7709,32 +7778,24 @@
                 <w:szCs w:val="19"/>
                 <w:rtl/>
               </w:rPr>
-              <w:t xml:space="preserve">קרבה לגבול מדינה (פמ״ת א-</w:t>
-            </w:r>
-            <w:r>
-              <w:rPr>
-                <w:rFonts w:ascii="Arial" w:hAnsi="Arial" w:cs="Arial" w:eastAsia="Arial"/>
-                <w:sz w:val="19"/>
-                <w:szCs w:val="19"/>
-              </w:rPr>
-              <w:t xml:space="preserve">‪17‬ </w:t>
-            </w:r>
-            <w:r>
-              <w:rPr>
-                <w:rFonts w:ascii="Arial" w:hAnsi="Arial" w:cs="Arial" w:eastAsia="Arial"/>
-                <w:sz w:val="19"/>
-                <w:szCs w:val="19"/>
-                <w:rtl/>
-              </w:rPr>
-              <w:t xml:space="preserve">סעיף </w:t>
-            </w:r>
-            <w:r>
-              <w:rPr>
-                <w:rFonts w:ascii="Arial" w:hAnsi="Arial" w:cs="Arial" w:eastAsia="Arial"/>
-                <w:sz w:val="19"/>
-                <w:szCs w:val="19"/>
-              </w:rPr>
-              <w:t xml:space="preserve">‪4)‬</w:t>
+              <w:t xml:space="preserve">שדות תעופה ומנחתים בסביבה (עד </w:t>
+            </w:r>
+            <w:r>
+              <w:rPr>
+                <w:rFonts w:ascii="Arial" w:hAnsi="Arial" w:cs="Arial" w:eastAsia="Arial"/>
+                <w:sz w:val="19"/>
+                <w:szCs w:val="19"/>
+              </w:rPr>
+              <w:t xml:space="preserve">‪15.0‬ </w:t>
+            </w:r>
+            <w:r>
+              <w:rPr>
+                <w:rFonts w:ascii="Arial" w:hAnsi="Arial" w:cs="Arial" w:eastAsia="Arial"/>
+                <w:sz w:val="19"/>
+                <w:szCs w:val="19"/>
+                <w:rtl/>
+              </w:rPr>
+              <w:t xml:space="preserve">ק״מ)</w:t>
             </w:r>
           </w:p>
         </w:tc>
@@ -7775,15 +7836,83 @@
                 <w:szCs w:val="19"/>
                 <w:rtl/>
               </w:rPr>
-              <w:t xml:space="preserve">אין גבול מצרים/סוריה/לבנון בטווח </w:t>
-            </w:r>
-            <w:r>
-              <w:rPr>
-                <w:rFonts w:ascii="Arial" w:hAnsi="Arial" w:cs="Arial" w:eastAsia="Arial"/>
-                <w:sz w:val="19"/>
-                <w:szCs w:val="19"/>
-              </w:rPr>
-              <w:t xml:space="preserve">‪7.0‬ </w:t>
+              <w:t xml:space="preserve">שדות תעופה: שדה התעופה הרצליה (</w:t>
+            </w:r>
+            <w:r>
+              <w:rPr>
+                <w:rFonts w:ascii="Arial" w:hAnsi="Arial" w:cs="Arial" w:eastAsia="Arial"/>
+                <w:sz w:val="19"/>
+                <w:szCs w:val="19"/>
+              </w:rPr>
+              <w:t xml:space="preserve">‪LLHZ) — 9.2‬ </w:t>
+            </w:r>
+            <w:r>
+              <w:rPr>
+                <w:rFonts w:ascii="Arial" w:hAnsi="Arial" w:cs="Arial" w:eastAsia="Arial"/>
+                <w:sz w:val="19"/>
+                <w:szCs w:val="19"/>
+                <w:rtl/>
+              </w:rPr>
+              <w:t xml:space="preserve">ק״מ; טיסנים ארסוף — </w:t>
+            </w:r>
+            <w:r>
+              <w:rPr>
+                <w:rFonts w:ascii="Arial" w:hAnsi="Arial" w:cs="Arial" w:eastAsia="Arial"/>
+                <w:sz w:val="19"/>
+                <w:szCs w:val="19"/>
+              </w:rPr>
+              <w:t xml:space="preserve">‪11.9‬ </w:t>
+            </w:r>
+            <w:r>
+              <w:rPr>
+                <w:rFonts w:ascii="Arial" w:hAnsi="Arial" w:cs="Arial" w:eastAsia="Arial"/>
+                <w:sz w:val="19"/>
+                <w:szCs w:val="19"/>
+                <w:rtl/>
+              </w:rPr>
+              <w:t xml:space="preserve">ק״מ; טיסנים אלישמע — </w:t>
+            </w:r>
+            <w:r>
+              <w:rPr>
+                <w:rFonts w:ascii="Arial" w:hAnsi="Arial" w:cs="Arial" w:eastAsia="Arial"/>
+                <w:sz w:val="19"/>
+                <w:szCs w:val="19"/>
+              </w:rPr>
+              <w:t xml:space="preserve">‪12.0‬ </w:t>
+            </w:r>
+            <w:r>
+              <w:rPr>
+                <w:rFonts w:ascii="Arial" w:hAnsi="Arial" w:cs="Arial" w:eastAsia="Arial"/>
+                <w:sz w:val="19"/>
+                <w:szCs w:val="19"/>
+                <w:rtl/>
+              </w:rPr>
+              <w:t xml:space="preserve">ק״מ. מנחתי מסוקים: ללא שם — </w:t>
+            </w:r>
+            <w:r>
+              <w:rPr>
+                <w:rFonts w:ascii="Arial" w:hAnsi="Arial" w:cs="Arial" w:eastAsia="Arial"/>
+                <w:sz w:val="19"/>
+                <w:szCs w:val="19"/>
+              </w:rPr>
+              <w:t xml:space="preserve">‪2.1‬ </w:t>
+            </w:r>
+            <w:r>
+              <w:rPr>
+                <w:rFonts w:ascii="Arial" w:hAnsi="Arial" w:cs="Arial" w:eastAsia="Arial"/>
+                <w:sz w:val="19"/>
+                <w:szCs w:val="19"/>
+                <w:rtl/>
+              </w:rPr>
+              <w:t xml:space="preserve">ק״מ; מנחת איכילוב — </w:t>
+            </w:r>
+            <w:r>
+              <w:rPr>
+                <w:rFonts w:ascii="Arial" w:hAnsi="Arial" w:cs="Arial" w:eastAsia="Arial"/>
+                <w:sz w:val="19"/>
+                <w:szCs w:val="19"/>
+              </w:rPr>
+              <w:t xml:space="preserve">‪3.3‬ </w:t>
             </w:r>
             <w:r>
               <w:rPr>
@@ -7818,24 +7947,32 @@
                 <w:szCs w:val="19"/>
                 <w:rtl/>
               </w:rPr>
-              <w:t xml:space="preserve">סגירות אוויריות בנוטמים (עד </w:t>
-            </w:r>
-            <w:r>
-              <w:rPr>
-                <w:rFonts w:ascii="Arial" w:hAnsi="Arial" w:cs="Arial" w:eastAsia="Arial"/>
-                <w:sz w:val="19"/>
-                <w:szCs w:val="19"/>
-              </w:rPr>
-              <w:t xml:space="preserve">‪10.0‬ </w:t>
-            </w:r>
-            <w:r>
-              <w:rPr>
-                <w:rFonts w:ascii="Arial" w:hAnsi="Arial" w:cs="Arial" w:eastAsia="Arial"/>
-                <w:sz w:val="19"/>
-                <w:szCs w:val="19"/>
-                <w:rtl/>
-              </w:rPr>
-              <w:t xml:space="preserve">ק״מ מקצה הסגירה) ומכשולים שפורסמו</w:t>
+              <w:t xml:space="preserve">קרבה לגבול מדינה (פמ״ת א-</w:t>
+            </w:r>
+            <w:r>
+              <w:rPr>
+                <w:rFonts w:ascii="Arial" w:hAnsi="Arial" w:cs="Arial" w:eastAsia="Arial"/>
+                <w:sz w:val="19"/>
+                <w:szCs w:val="19"/>
+              </w:rPr>
+              <w:t xml:space="preserve">‪17‬ </w:t>
+            </w:r>
+            <w:r>
+              <w:rPr>
+                <w:rFonts w:ascii="Arial" w:hAnsi="Arial" w:cs="Arial" w:eastAsia="Arial"/>
+                <w:sz w:val="19"/>
+                <w:szCs w:val="19"/>
+                <w:rtl/>
+              </w:rPr>
+              <w:t xml:space="preserve">סעיף </w:t>
+            </w:r>
+            <w:r>
+              <w:rPr>
+                <w:rFonts w:ascii="Arial" w:hAnsi="Arial" w:cs="Arial" w:eastAsia="Arial"/>
+                <w:sz w:val="19"/>
+                <w:szCs w:val="19"/>
+              </w:rPr>
+              <w:t xml:space="preserve">‪4)‬</w:t>
             </w:r>
           </w:p>
         </w:tc>
@@ -7854,17 +7991,118 @@
                 <w:rFonts w:ascii="Arial" w:hAnsi="Arial" w:cs="Arial" w:eastAsia="Arial"/>
                 <w:sz w:val="17"/>
                 <w:szCs w:val="17"/>
-                <w:rtl/>
-              </w:rPr>
-              <w:t xml:space="preserve">נוטמים שנמשכו </w:t>
-            </w:r>
+              </w:rPr>
+              <w:t xml:space="preserve">‪OpenStreetMap‬</w:t>
+            </w:r>
+          </w:p>
+        </w:tc>
+        <w:tc>
+          <w:tcPr>
+            <w:tcW w:w="6143" w:type="dxa"/>
+            <w:vAlign w:val="top"/>
+          </w:tcPr>
+          <w:p>
+            <w:pPr>
+              <w:bidi/>
+              <w:spacing w:before="0" w:after="0" w:line="264" w:lineRule="auto"/>
+            </w:pPr>
+            <w:r>
+              <w:rPr>
+                <w:rFonts w:ascii="Arial" w:hAnsi="Arial" w:cs="Arial" w:eastAsia="Arial"/>
+                <w:sz w:val="19"/>
+                <w:szCs w:val="19"/>
+                <w:rtl/>
+              </w:rPr>
+              <w:t xml:space="preserve">אין גבול מצרים/סוריה/לבנון בטווח </w:t>
+            </w:r>
+            <w:r>
+              <w:rPr>
+                <w:rFonts w:ascii="Arial" w:hAnsi="Arial" w:cs="Arial" w:eastAsia="Arial"/>
+                <w:sz w:val="19"/>
+                <w:szCs w:val="19"/>
+              </w:rPr>
+              <w:t xml:space="preserve">‪7.0‬ </w:t>
+            </w:r>
+            <w:r>
+              <w:rPr>
+                <w:rFonts w:ascii="Arial" w:hAnsi="Arial" w:cs="Arial" w:eastAsia="Arial"/>
+                <w:sz w:val="19"/>
+                <w:szCs w:val="19"/>
+                <w:rtl/>
+              </w:rPr>
+              <w:t xml:space="preserve">ק״מ.</w:t>
+            </w:r>
+          </w:p>
+        </w:tc>
+      </w:tr>
+      <w:tr>
+        <w:trPr>
+          <w:cantSplit/>
+        </w:trPr>
+        <w:tc>
+          <w:tcPr>
+            <w:tcW w:w="2179" w:type="dxa"/>
+            <w:vAlign w:val="top"/>
+          </w:tcPr>
+          <w:p>
+            <w:pPr>
+              <w:bidi/>
+              <w:spacing w:before="0" w:after="0" w:line="264" w:lineRule="auto"/>
+            </w:pPr>
+            <w:r>
+              <w:rPr>
+                <w:rFonts w:ascii="Arial" w:hAnsi="Arial" w:cs="Arial" w:eastAsia="Arial"/>
+                <w:sz w:val="19"/>
+                <w:szCs w:val="19"/>
+                <w:rtl/>
+              </w:rPr>
+              <w:t xml:space="preserve">סגירות אוויריות בנוטמים (עד </w:t>
+            </w:r>
+            <w:r>
+              <w:rPr>
+                <w:rFonts w:ascii="Arial" w:hAnsi="Arial" w:cs="Arial" w:eastAsia="Arial"/>
+                <w:sz w:val="19"/>
+                <w:szCs w:val="19"/>
+              </w:rPr>
+              <w:t xml:space="preserve">‪10.0‬ </w:t>
+            </w:r>
+            <w:r>
+              <w:rPr>
+                <w:rFonts w:ascii="Arial" w:hAnsi="Arial" w:cs="Arial" w:eastAsia="Arial"/>
+                <w:sz w:val="19"/>
+                <w:szCs w:val="19"/>
+                <w:rtl/>
+              </w:rPr>
+              <w:t xml:space="preserve">ק״מ מקצה הסגירה) ומכשולים שפורסמו</w:t>
+            </w:r>
+          </w:p>
+        </w:tc>
+        <w:tc>
+          <w:tcPr>
+            <w:tcW w:w="1584" w:type="dxa"/>
+            <w:vAlign w:val="top"/>
+          </w:tcPr>
+          <w:p>
+            <w:pPr>
+              <w:bidi/>
+              <w:spacing w:before="0" w:after="0" w:line="264" w:lineRule="auto"/>
+            </w:pPr>
             <w:r>
               <w:rPr>
                 <w:rFonts w:ascii="Arial" w:hAnsi="Arial" w:cs="Arial" w:eastAsia="Arial"/>
                 <w:sz w:val="17"/>
                 <w:szCs w:val="17"/>
-              </w:rPr>
-              <w:t xml:space="preserve">‪2026-10-17 08:49 UTC‬</w:t>
+                <w:rtl/>
+              </w:rPr>
+              <w:t xml:space="preserve">נוטמים שנמשכו </w:t>
+            </w:r>
+            <w:r>
+              <w:rPr>
+                <w:rFonts w:ascii="Arial" w:hAnsi="Arial" w:cs="Arial" w:eastAsia="Arial"/>
+                <w:sz w:val="17"/>
+                <w:szCs w:val="17"/>
+              </w:rPr>
+              <w:t xml:space="preserve">‪2026-10-17 09:16 UTC‬</w:t>
             </w:r>
           </w:p>
         </w:tc>
@@ -8388,6 +8626,150 @@
                 <w:rtl/>
               </w:rPr>
               <w:t xml:space="preserve">ק״מ מקצה הסגירה): </w:t>
+            </w:r>
+            <w:r>
+              <w:rPr>
+                <w:rFonts w:ascii="Arial" w:hAnsi="Arial" w:cs="Arial" w:eastAsia="Arial"/>
+                <w:sz w:val="19"/>
+                <w:szCs w:val="19"/>
+              </w:rPr>
+              <w:t xml:space="preserve">‪1‬</w:t>
+            </w:r>
+          </w:p>
+        </w:tc>
+      </w:tr>
+      <w:tr>
+        <w:trPr>
+          <w:cantSplit/>
+        </w:trPr>
+        <w:tc>
+          <w:tcPr>
+            <w:tcW w:w="2773" w:type="dxa"/>
+            <w:shd w:val="clear" w:color="auto" w:fill="F6F6F6"/>
+            <w:vAlign w:val="center"/>
+          </w:tcPr>
+          <w:p>
+            <w:pPr>
+              <w:bidi/>
+              <w:spacing w:before="0" w:after="0" w:line="264" w:lineRule="auto"/>
+            </w:pPr>
+            <w:r>
+              <w:rPr>
+                <w:rFonts w:ascii="Arial" w:hAnsi="Arial" w:cs="Arial" w:eastAsia="Arial"/>
+                <w:b/>
+                <w:bCs/>
+                <w:sz w:val="19"/>
+                <w:szCs w:val="19"/>
+                <w:rtl/>
+              </w:rPr>
+              <w:t xml:space="preserve">אזורי טיסה לכטב״ם (פרק ב-</w:t>
+            </w:r>
+            <w:r>
+              <w:rPr>
+                <w:rFonts w:ascii="Arial" w:hAnsi="Arial" w:cs="Arial" w:eastAsia="Arial"/>
+                <w:b/>
+                <w:bCs/>
+                <w:sz w:val="19"/>
+                <w:szCs w:val="19"/>
+              </w:rPr>
+              <w:t xml:space="preserve">‪09)‬</w:t>
+            </w:r>
+          </w:p>
+        </w:tc>
+        <w:tc>
+          <w:tcPr>
+            <w:tcW w:w="7133" w:type="dxa"/>
+            <w:vAlign w:val="center"/>
+          </w:tcPr>
+          <w:p>
+            <w:pPr>
+              <w:bidi/>
+              <w:spacing w:before="0" w:after="0" w:line="264" w:lineRule="auto"/>
+            </w:pPr>
+            <w:r>
+              <w:rPr>
+                <w:rFonts w:ascii="Arial" w:hAnsi="Arial" w:cs="Arial" w:eastAsia="Arial"/>
+                <w:sz w:val="19"/>
+                <w:szCs w:val="19"/>
+              </w:rPr>
+              <w:t xml:space="preserve">‪42‬ </w:t>
+            </w:r>
+            <w:r>
+              <w:rPr>
+                <w:rFonts w:ascii="Arial" w:hAnsi="Arial" w:cs="Arial" w:eastAsia="Arial"/>
+                <w:sz w:val="19"/>
+                <w:szCs w:val="19"/>
+                <w:rtl/>
+              </w:rPr>
+              <w:t xml:space="preserve">אזורים נבדקו (מתוכם </w:t>
+            </w:r>
+            <w:r>
+              <w:rPr>
+                <w:rFonts w:ascii="Arial" w:hAnsi="Arial" w:cs="Arial" w:eastAsia="Arial"/>
+                <w:sz w:val="19"/>
+                <w:szCs w:val="19"/>
+              </w:rPr>
+              <w:t xml:space="preserve">‪5‬ </w:t>
+            </w:r>
+            <w:r>
+              <w:rPr>
+                <w:rFonts w:ascii="Arial" w:hAnsi="Arial" w:cs="Arial" w:eastAsia="Arial"/>
+                <w:sz w:val="19"/>
+                <w:szCs w:val="19"/>
+                <w:rtl/>
+              </w:rPr>
+              <w:t xml:space="preserve">משורטטים בקירוב). בתוך הסגירה: </w:t>
+            </w:r>
+            <w:r>
+              <w:rPr>
+                <w:rFonts w:ascii="Arial" w:hAnsi="Arial" w:cs="Arial" w:eastAsia="Arial"/>
+                <w:sz w:val="19"/>
+                <w:szCs w:val="19"/>
+              </w:rPr>
+              <w:t xml:space="preserve">‪0 ·‬ </w:t>
+            </w:r>
+            <w:r>
+              <w:rPr>
+                <w:rFonts w:ascii="Arial" w:hAnsi="Arial" w:cs="Arial" w:eastAsia="Arial"/>
+                <w:sz w:val="19"/>
+                <w:szCs w:val="19"/>
+                <w:rtl/>
+              </w:rPr>
+              <w:t xml:space="preserve">בקרבה (עד </w:t>
+            </w:r>
+            <w:r>
+              <w:rPr>
+                <w:rFonts w:ascii="Arial" w:hAnsi="Arial" w:cs="Arial" w:eastAsia="Arial"/>
+                <w:sz w:val="19"/>
+                <w:szCs w:val="19"/>
+              </w:rPr>
+              <w:t xml:space="preserve">‪1.0‬ </w:t>
+            </w:r>
+            <w:r>
+              <w:rPr>
+                <w:rFonts w:ascii="Arial" w:hAnsi="Arial" w:cs="Arial" w:eastAsia="Arial"/>
+                <w:sz w:val="19"/>
+                <w:szCs w:val="19"/>
+                <w:rtl/>
+              </w:rPr>
+              <w:t xml:space="preserve">ק״מ מקצה הסגירה): </w:t>
+            </w:r>
+            <w:r>
+              <w:rPr>
+                <w:rFonts w:ascii="Arial" w:hAnsi="Arial" w:cs="Arial" w:eastAsia="Arial"/>
+                <w:sz w:val="19"/>
+                <w:szCs w:val="19"/>
+              </w:rPr>
+              <w:t xml:space="preserve">‪0 ·‬ </w:t>
+            </w:r>
+            <w:r>
+              <w:rPr>
+                <w:rFonts w:ascii="Arial" w:hAnsi="Arial" w:cs="Arial" w:eastAsia="Arial"/>
+                <w:sz w:val="19"/>
+                <w:szCs w:val="19"/>
+                <w:rtl/>
+              </w:rPr>
+              <w:t xml:space="preserve">נשללו לפי גובה: </w:t>
             </w:r>
             <w:r>
               <w:rPr>
@@ -11973,7 +12355,262 @@
           <w:sz w:val="20"/>
           <w:szCs w:val="20"/>
         </w:rPr>
-        <w:t xml:space="preserve">‪4).‬</w:t>
+        <w:t xml:space="preserve">‪4).‬ </w:t>
+      </w:r>
+      <w:r>
+        <w:rPr>
+          <w:rFonts w:ascii="Arial" w:hAnsi="Arial" w:cs="Arial" w:eastAsia="Arial"/>
+          <w:sz w:val="20"/>
+          <w:szCs w:val="20"/>
+          <w:rtl/>
+        </w:rPr>
+        <w:t xml:space="preserve">הערה: פרק ב-</w:t>
+      </w:r>
+      <w:r>
+        <w:rPr>
+          <w:rFonts w:ascii="Arial" w:hAnsi="Arial" w:cs="Arial" w:eastAsia="Arial"/>
+          <w:sz w:val="20"/>
+          <w:szCs w:val="20"/>
+        </w:rPr>
+        <w:t xml:space="preserve">‪09,‬ </w:t>
+      </w:r>
+      <w:r>
+        <w:rPr>
+          <w:rFonts w:ascii="Arial" w:hAnsi="Arial" w:cs="Arial" w:eastAsia="Arial"/>
+          <w:sz w:val="20"/>
+          <w:szCs w:val="20"/>
+          <w:rtl/>
+        </w:rPr>
+        <w:t xml:space="preserve">סעיף </w:t>
+      </w:r>
+      <w:r>
+        <w:rPr>
+          <w:rFonts w:ascii="Arial" w:hAnsi="Arial" w:cs="Arial" w:eastAsia="Arial"/>
+          <w:sz w:val="20"/>
+          <w:szCs w:val="20"/>
+        </w:rPr>
+        <w:t xml:space="preserve">‪7(‬</w:t>
+      </w:r>
+      <w:r>
+        <w:rPr>
+          <w:rFonts w:ascii="Arial" w:hAnsi="Arial" w:cs="Arial" w:eastAsia="Arial"/>
+          <w:sz w:val="20"/>
+          <w:szCs w:val="20"/>
+          <w:rtl/>
+        </w:rPr>
+        <w:t xml:space="preserve">ח), עמ' </w:t>
+      </w:r>
+      <w:r>
+        <w:rPr>
+          <w:rFonts w:ascii="Arial" w:hAnsi="Arial" w:cs="Arial" w:eastAsia="Arial"/>
+          <w:sz w:val="20"/>
+          <w:szCs w:val="20"/>
+        </w:rPr>
+        <w:t xml:space="preserve">‪7–8,‬ </w:t>
+      </w:r>
+      <w:r>
+        <w:rPr>
+          <w:rFonts w:ascii="Arial" w:hAnsi="Arial" w:cs="Arial" w:eastAsia="Arial"/>
+          <w:sz w:val="20"/>
+          <w:szCs w:val="20"/>
+          <w:rtl/>
+        </w:rPr>
+        <w:t xml:space="preserve">עדכון </w:t>
+      </w:r>
+      <w:r>
+        <w:rPr>
+          <w:rFonts w:ascii="Arial" w:hAnsi="Arial" w:cs="Arial" w:eastAsia="Arial"/>
+          <w:sz w:val="20"/>
+          <w:szCs w:val="20"/>
+        </w:rPr>
+        <w:t xml:space="preserve">‪1/26‬ </w:t>
+      </w:r>
+      <w:r>
+        <w:rPr>
+          <w:rFonts w:ascii="Arial" w:hAnsi="Arial" w:cs="Arial" w:eastAsia="Arial"/>
+          <w:sz w:val="20"/>
+          <w:szCs w:val="20"/>
+          <w:rtl/>
+        </w:rPr>
+        <w:t xml:space="preserve">מציין </w:t>
+      </w:r>
+      <w:r>
+        <w:rPr>
+          <w:rFonts w:ascii="Arial" w:hAnsi="Arial" w:cs="Arial" w:eastAsia="Arial"/>
+          <w:sz w:val="20"/>
+          <w:szCs w:val="20"/>
+        </w:rPr>
+        <w:t xml:space="preserve">‪5‬ </w:t>
+      </w:r>
+      <w:r>
+        <w:rPr>
+          <w:rFonts w:ascii="Arial" w:hAnsi="Arial" w:cs="Arial" w:eastAsia="Arial"/>
+          <w:sz w:val="20"/>
+          <w:szCs w:val="20"/>
+          <w:rtl/>
+        </w:rPr>
+        <w:t xml:space="preserve">ימי עבודה מראש (״הטסת כטב"ם מחוץ לקשר עין שלא באזורי כטב"ם המוגדרים בפמ"ת, וכן באזורים שמחוץ ל-</w:t>
+      </w:r>
+      <w:r>
+        <w:rPr>
+          <w:rFonts w:ascii="Arial" w:hAnsi="Arial" w:cs="Arial" w:eastAsia="Arial"/>
+          <w:sz w:val="20"/>
+          <w:szCs w:val="20"/>
+        </w:rPr>
+        <w:t xml:space="preserve">‪ATZ/CTR‬ </w:t>
+      </w:r>
+      <w:r>
+        <w:rPr>
+          <w:rFonts w:ascii="Arial" w:hAnsi="Arial" w:cs="Arial" w:eastAsia="Arial"/>
+          <w:sz w:val="20"/>
+          <w:szCs w:val="20"/>
+          <w:rtl/>
+        </w:rPr>
+        <w:t xml:space="preserve">ובהטסת כטב"ם בקשר עין כאשר ההטסה מעל גובה </w:t>
+      </w:r>
+      <w:r>
+        <w:rPr>
+          <w:rFonts w:ascii="Arial" w:hAnsi="Arial" w:cs="Arial" w:eastAsia="Arial"/>
+          <w:sz w:val="20"/>
+          <w:szCs w:val="20"/>
+        </w:rPr>
+        <w:t xml:space="preserve">‪330‬ </w:t>
+      </w:r>
+      <w:r>
+        <w:rPr>
+          <w:rFonts w:ascii="Arial" w:hAnsi="Arial" w:cs="Arial" w:eastAsia="Arial"/>
+          <w:sz w:val="20"/>
+          <w:szCs w:val="20"/>
+          <w:rtl/>
+        </w:rPr>
+        <w:t xml:space="preserve">רגל/</w:t>
+      </w:r>
+      <w:r>
+        <w:rPr>
+          <w:rFonts w:ascii="Arial" w:hAnsi="Arial" w:cs="Arial" w:eastAsia="Arial"/>
+          <w:sz w:val="20"/>
+          <w:szCs w:val="20"/>
+        </w:rPr>
+        <w:t xml:space="preserve">‪100‬ </w:t>
+      </w:r>
+      <w:r>
+        <w:rPr>
+          <w:rFonts w:ascii="Arial" w:hAnsi="Arial" w:cs="Arial" w:eastAsia="Arial"/>
+          <w:sz w:val="20"/>
+          <w:szCs w:val="20"/>
+          <w:rtl/>
+        </w:rPr>
+        <w:t xml:space="preserve">מטר מעפ"ש - מחייבת הגשת בקשה לסגירה אווירית למשרד נוטאם, </w:t>
+      </w:r>
+      <w:r>
+        <w:rPr>
+          <w:rFonts w:ascii="Arial" w:hAnsi="Arial" w:cs="Arial" w:eastAsia="Arial"/>
+          <w:sz w:val="20"/>
+          <w:szCs w:val="20"/>
+        </w:rPr>
+        <w:t xml:space="preserve">‪5‬ </w:t>
+      </w:r>
+      <w:r>
+        <w:rPr>
+          <w:rFonts w:ascii="Arial" w:hAnsi="Arial" w:cs="Arial" w:eastAsia="Arial"/>
+          <w:sz w:val="20"/>
+          <w:szCs w:val="20"/>
+          <w:rtl/>
+        </w:rPr>
+        <w:t xml:space="preserve">ימי עבודה מראש, כמוגדר בפרק א-</w:t>
+      </w:r>
+      <w:r>
+        <w:rPr>
+          <w:rFonts w:ascii="Arial" w:hAnsi="Arial" w:cs="Arial" w:eastAsia="Arial"/>
+          <w:sz w:val="20"/>
+          <w:szCs w:val="20"/>
+        </w:rPr>
+        <w:t xml:space="preserve">‪11.‬</w:t>
+      </w:r>
+      <w:r>
+        <w:rPr>
+          <w:rFonts w:ascii="Arial" w:hAnsi="Arial" w:cs="Arial" w:eastAsia="Arial"/>
+          <w:sz w:val="20"/>
+          <w:szCs w:val="20"/>
+          <w:rtl/>
+        </w:rPr>
+        <w:t xml:space="preserve">״), בעוד פרק א-</w:t>
+      </w:r>
+      <w:r>
+        <w:rPr>
+          <w:rFonts w:ascii="Arial" w:hAnsi="Arial" w:cs="Arial" w:eastAsia="Arial"/>
+          <w:sz w:val="20"/>
+          <w:szCs w:val="20"/>
+        </w:rPr>
+        <w:t xml:space="preserve">‪11‬ </w:t>
+      </w:r>
+      <w:r>
+        <w:rPr>
+          <w:rFonts w:ascii="Arial" w:hAnsi="Arial" w:cs="Arial" w:eastAsia="Arial"/>
+          <w:sz w:val="20"/>
+          <w:szCs w:val="20"/>
+          <w:rtl/>
+        </w:rPr>
+        <w:t xml:space="preserve">סעיף </w:t>
+      </w:r>
+      <w:r>
+        <w:rPr>
+          <w:rFonts w:ascii="Arial" w:hAnsi="Arial" w:cs="Arial" w:eastAsia="Arial"/>
+          <w:sz w:val="20"/>
+          <w:szCs w:val="20"/>
+        </w:rPr>
+        <w:t xml:space="preserve">‪6.‬</w:t>
+      </w:r>
+      <w:r>
+        <w:rPr>
+          <w:rFonts w:ascii="Arial" w:hAnsi="Arial" w:cs="Arial" w:eastAsia="Arial"/>
+          <w:sz w:val="20"/>
+          <w:szCs w:val="20"/>
+          <w:rtl/>
+        </w:rPr>
+        <w:t xml:space="preserve">ב (עדכון </w:t>
+      </w:r>
+      <w:r>
+        <w:rPr>
+          <w:rFonts w:ascii="Arial" w:hAnsi="Arial" w:cs="Arial" w:eastAsia="Arial"/>
+          <w:sz w:val="20"/>
+          <w:szCs w:val="20"/>
+        </w:rPr>
+        <w:t xml:space="preserve">‪1/26)‬ </w:t>
+      </w:r>
+      <w:r>
+        <w:rPr>
+          <w:rFonts w:ascii="Arial" w:hAnsi="Arial" w:cs="Arial" w:eastAsia="Arial"/>
+          <w:sz w:val="20"/>
+          <w:szCs w:val="20"/>
+          <w:rtl/>
+        </w:rPr>
+        <w:t xml:space="preserve">מחייב לפחות </w:t>
+      </w:r>
+      <w:r>
+        <w:rPr>
+          <w:rFonts w:ascii="Arial" w:hAnsi="Arial" w:cs="Arial" w:eastAsia="Arial"/>
+          <w:sz w:val="20"/>
+          <w:szCs w:val="20"/>
+        </w:rPr>
+        <w:t xml:space="preserve">‪7;‬ </w:t>
+      </w:r>
+      <w:r>
+        <w:rPr>
+          <w:rFonts w:ascii="Arial" w:hAnsi="Arial" w:cs="Arial" w:eastAsia="Arial"/>
+          <w:sz w:val="20"/>
+          <w:szCs w:val="20"/>
+          <w:rtl/>
+        </w:rPr>
+        <w:t xml:space="preserve">הבדיקה כאן לפי </w:t>
+      </w:r>
+      <w:r>
+        <w:rPr>
+          <w:rFonts w:ascii="Arial" w:hAnsi="Arial" w:cs="Arial" w:eastAsia="Arial"/>
+          <w:sz w:val="20"/>
+          <w:szCs w:val="20"/>
+        </w:rPr>
+        <w:t xml:space="preserve">‪7.‬</w:t>
       </w:r>
     </w:p>
     <w:p>
@@ -12149,6 +12786,115 @@
           <w:szCs w:val="19"/>
           <w:rtl/>
         </w:rPr>
+        <w:t xml:space="preserve">אזורי הטיסה לכטב״ם (פרק ב-</w:t>
+      </w:r>
+      <w:r>
+        <w:rPr>
+          <w:rFonts w:ascii="Arial" w:hAnsi="Arial" w:cs="Arial" w:eastAsia="Arial"/>
+          <w:sz w:val="19"/>
+          <w:szCs w:val="19"/>
+        </w:rPr>
+        <w:t xml:space="preserve">‪09,‬ </w:t>
+      </w:r>
+      <w:r>
+        <w:rPr>
+          <w:rFonts w:ascii="Arial" w:hAnsi="Arial" w:cs="Arial" w:eastAsia="Arial"/>
+          <w:sz w:val="19"/>
+          <w:szCs w:val="19"/>
+          <w:rtl/>
+        </w:rPr>
+        <w:t xml:space="preserve">עדכון </w:t>
+      </w:r>
+      <w:r>
+        <w:rPr>
+          <w:rFonts w:ascii="Arial" w:hAnsi="Arial" w:cs="Arial" w:eastAsia="Arial"/>
+          <w:sz w:val="19"/>
+          <w:szCs w:val="19"/>
+        </w:rPr>
+        <w:t xml:space="preserve">‪1/26): 5‬ </w:t>
+      </w:r>
+      <w:r>
+        <w:rPr>
+          <w:rFonts w:ascii="Arial" w:hAnsi="Arial" w:cs="Arial" w:eastAsia="Arial"/>
+          <w:sz w:val="19"/>
+          <w:szCs w:val="19"/>
+          <w:rtl/>
+        </w:rPr>
+        <w:t xml:space="preserve">אזורים (אשכול, כוכב יאיר, נטף, קרן צפון, קרן דרום) משורטטים בקירוב לפי מפת נספח א׳ של הפרק — אינם הגבול הרשמי; שאר האזורים לפי הקואורדינטות בנספחים ב׳-</w:t>
+      </w:r>
+      <w:r>
+        <w:rPr>
+          <w:rFonts w:ascii="Arial" w:hAnsi="Arial" w:cs="Arial" w:eastAsia="Arial"/>
+          <w:sz w:val="19"/>
+          <w:szCs w:val="19"/>
+        </w:rPr>
+        <w:t xml:space="preserve">‪1,‬ </w:t>
+      </w:r>
+      <w:r>
+        <w:rPr>
+          <w:rFonts w:ascii="Arial" w:hAnsi="Arial" w:cs="Arial" w:eastAsia="Arial"/>
+          <w:sz w:val="19"/>
+          <w:szCs w:val="19"/>
+          <w:rtl/>
+        </w:rPr>
+        <w:t xml:space="preserve">ב׳-</w:t>
+      </w:r>
+      <w:r>
+        <w:rPr>
+          <w:rFonts w:ascii="Arial" w:hAnsi="Arial" w:cs="Arial" w:eastAsia="Arial"/>
+          <w:sz w:val="19"/>
+          <w:szCs w:val="19"/>
+        </w:rPr>
+        <w:t xml:space="preserve">‪2‬ </w:t>
+      </w:r>
+      <w:r>
+        <w:rPr>
+          <w:rFonts w:ascii="Arial" w:hAnsi="Arial" w:cs="Arial" w:eastAsia="Arial"/>
+          <w:sz w:val="19"/>
+          <w:szCs w:val="19"/>
+          <w:rtl/>
+        </w:rPr>
+        <w:t xml:space="preserve">וב׳-</w:t>
+      </w:r>
+      <w:r>
+        <w:rPr>
+          <w:rFonts w:ascii="Arial" w:hAnsi="Arial" w:cs="Arial" w:eastAsia="Arial"/>
+          <w:sz w:val="19"/>
+          <w:szCs w:val="19"/>
+        </w:rPr>
+        <w:t xml:space="preserve">‪3.‬ </w:t>
+      </w:r>
+      <w:r>
+        <w:rPr>
+          <w:rFonts w:ascii="Arial" w:hAnsi="Arial" w:cs="Arial" w:eastAsia="Arial"/>
+          <w:sz w:val="19"/>
+          <w:szCs w:val="19"/>
+          <w:rtl/>
+        </w:rPr>
+        <w:t xml:space="preserve">אזור שגובהו המזערי (מעפ״י) גבוה מגובה הסגירה בכל קרקע בישראל נשלל, והדבר מצוין בדף הבדיקות.</w:t>
+      </w:r>
+    </w:p>
+    <w:p>
+      <w:pPr>
+        <w:bidi/>
+        <w:spacing w:before="0" w:after="60" w:line="264" w:lineRule="auto"/>
+      </w:pPr>
+      <w:r>
+        <w:rPr>
+          <w:rFonts w:ascii="Arial" w:hAnsi="Arial" w:cs="Arial" w:eastAsia="Arial"/>
+          <w:sz w:val="19"/>
+          <w:szCs w:val="19"/>
+          <w:rtl/>
+        </w:rPr>
+        <w:t xml:space="preserve">• </w:t>
+      </w:r>
+      <w:r>
+        <w:rPr>
+          <w:rFonts w:ascii="Arial" w:hAnsi="Arial" w:cs="Arial" w:eastAsia="Arial"/>
+          <w:sz w:val="19"/>
+          <w:szCs w:val="19"/>
+          <w:rtl/>
+        </w:rPr>
         <w:t xml:space="preserve">אתרי טבע בנספח ה׳ שאין להם גבולות בקובץ: </w:t>
       </w:r>
       <w:r>
@@ -12346,7 +13092,7 @@
           <w:sz w:val="20"/>
           <w:szCs w:val="20"/>
         </w:rPr>
-        <w:t xml:space="preserve">‪17.10.2026, 11:49:36‬ </w:t>
+        <w:t xml:space="preserve">‪17.10.2026, 12:16:06‬ </w:t>
       </w:r>
       <w:r>
         <w:rPr>
@@ -12475,7 +13221,7 @@
           <w:sz w:val="16"/>
           <w:szCs w:val="16"/>
         </w:rPr>
-        <w:t xml:space="preserve">‪17.10.2026, 11:49:37‬</w:t>
+        <w:t xml:space="preserve">‪17.10.2026, 12:16:06‬</w:t>
       </w:r>
     </w:p>
     <w:sectPr>
